--- a/docs/M1/M1-audit-pack.docx
+++ b/docs/M1/M1-audit-pack.docx
@@ -105,10 +105,7 @@
         <w:t>Basis:</w:t>
       </w:r>
       <w:r>
-        <w:t xml:space="preserve"> Dev-led audit — codebase review, unauthenticated production API probes (8</w:t>
-      </w:r>
-      <w:r>
-        <w:t xml:space="preserve"> Jul 2026), prior workbench audit (docs/workbench-audit-2026-06-17.md), and in-repo PDF/font audit artifacts (docs/m1-evidence/). No joint live walkthrough required. Owner may correct any row during M2 if secrets have changed.</w:t>
+        <w:t xml:space="preserve"> Dev-led audit — codebase review, unauthenticated production API probes (8 Jul 2026), prior workbench audit (docs/workbench-audit-2026-06-17.md), and in-repo PDF/font audit artifacts (docs/m1-evidence/). No joint live walkthrough required. Owner may correct any row during M2 if secrets have changed.</w:t>
       </w:r>
     </w:p>
     <w:p>
@@ -136,10 +133,7 @@
         <w:t>:</w:t>
       </w:r>
       <w:r>
-        <w:t xml:space="preserve"> Attach or st</w:t>
-      </w:r>
-      <w:r>
-        <w:t>ore alongside this document: docs/m1-evidence/ (screenshots, sample PDF, font audit log).</w:t>
+        <w:t xml:space="preserve"> Attach or store alongside this document: docs/m1-evidence/ (screenshots, sample PDF, font audit log).</w:t>
       </w:r>
     </w:p>
     <w:p>
@@ -301,10 +295,7 @@
               <w:pStyle w:val="TableContents"/>
             </w:pPr>
             <w:r>
-              <w:t xml:space="preserve">Live app </w:t>
-            </w:r>
-            <w:r>
-              <w:t>stability</w:t>
+              <w:t>Live app stability</w:t>
             </w:r>
           </w:p>
         </w:tc>
@@ -447,10 +438,7 @@
               <w:pStyle w:val="TableContents"/>
             </w:pPr>
             <w:r>
-              <w:t>Strong templates; not consistently custome</w:t>
-            </w:r>
-            <w:r>
-              <w:t>r-demo ready</w:t>
+              <w:t>Strong templates; not consistently customer-demo ready</w:t>
             </w:r>
           </w:p>
         </w:tc>
@@ -791,10 +779,7 @@
               <w:pStyle w:val="TableContents"/>
             </w:pPr>
             <w:r>
-              <w:t xml:space="preserve">Sign Appendix C; confirm integration </w:t>
-            </w:r>
-            <w:r>
-              <w:t>decisions still match production secrets; provision keys/approvals if turning integrations on</w:t>
+              <w:t>Sign Appendix C; confirm integration decisions still match production secrets; provision keys/approvals if turning integrations on</w:t>
             </w:r>
           </w:p>
         </w:tc>
@@ -902,10 +887,7 @@
               <w:pStyle w:val="TableContents"/>
             </w:pPr>
             <w:r>
-              <w:t xml:space="preserve">Owner sets </w:t>
-            </w:r>
-            <w:r>
-              <w:t>environment; dev ensures Source Health UI matches truth table (Appendix B items B1–B4)</w:t>
+              <w:t>Owner sets environment; dev ensures Source Health UI matches truth table (Appendix B items B1–B4)</w:t>
             </w:r>
           </w:p>
         </w:tc>
@@ -972,10 +954,7 @@
         </w:tabs>
       </w:pPr>
       <w:r>
-        <w:t xml:space="preserve">Sign </w:t>
-      </w:r>
-      <w:r>
-        <w:t>Appendix C to lock M3–M6 priority order and M2 backlog.</w:t>
+        <w:t>Sign Appendix C to lock M3–M6 priority order and M2 backlog.</w:t>
       </w:r>
     </w:p>
     <w:p>
@@ -1040,10 +1019,7 @@
         </w:tabs>
       </w:pPr>
       <w:r>
-        <w:t>Appendix B items B5–B10: route reliability, error states, integ</w:t>
-      </w:r>
-      <w:r>
-        <w:t>ration status tests, smoke PDF path.</w:t>
+        <w:t>Appendix B items B5–B10: route reliability, error states, integration status tests, smoke PDF path.</w:t>
       </w:r>
     </w:p>
     <w:p>
@@ -1086,6 +1062,13 @@
     </w:p>
     <w:sdt>
       <w:sdtPr>
+        <w:rPr>
+          <w:rFonts w:ascii="Liberation Serif" w:eastAsia="AR PL SungtiL GB" w:hAnsi="Liberation Serif" w:cs="Noto Sans Devanagari"/>
+          <w:color w:val="auto"/>
+          <w:sz w:val="24"/>
+          <w:szCs w:val="24"/>
+          <w:lang w:eastAsia="zh-CN" w:bidi="hi-IN"/>
+        </w:rPr>
         <w:id w:val="-383875635"/>
         <w:docPartObj>
           <w:docPartGallery w:val="Table of Contents"/>
@@ -1094,14 +1077,9 @@
       </w:sdtPr>
       <w:sdtEndPr>
         <w:rPr>
-          <w:rFonts w:ascii="Liberation Serif" w:eastAsia="AR PL SungtiL GB" w:hAnsi="Liberation Serif" w:cs="Noto Sans Devanagari"/>
           <w:b/>
           <w:bCs/>
           <w:noProof/>
-          <w:color w:val="auto"/>
-          <w:sz w:val="24"/>
-          <w:szCs w:val="24"/>
-          <w:lang w:eastAsia="zh-CN" w:bidi="hi-IN"/>
         </w:rPr>
       </w:sdtEndPr>
       <w:sdtContent>
@@ -3262,10 +3240,7 @@
         <w:pStyle w:val="BodyText"/>
       </w:pPr>
       <w:r>
-        <w:t>Core routes assessed by dev audit: route inven</w:t>
-      </w:r>
-      <w:r>
-        <w:t>tory, June 2026 workbench audit (live data, end-to-end report to PDF), production URL, and one in-repo production screenshot.</w:t>
+        <w:t>Core routes assessed by dev audit: route inventory, June 2026 workbench audit (live data, end-to-end report to PDF), production URL, and one in-repo production screenshot.</w:t>
       </w:r>
     </w:p>
     <w:p>
@@ -3428,10 +3403,7 @@
               <w:pStyle w:val="TableContents"/>
             </w:pPr>
             <w:r>
-              <w:t xml:space="preserve">Yes (Dev </w:t>
-            </w:r>
-            <w:r>
-              <w:t>audit)</w:t>
+              <w:t>Yes (Dev audit)</w:t>
             </w:r>
           </w:p>
         </w:tc>
@@ -3761,10 +3733,7 @@
               <w:pStyle w:val="TableContents"/>
             </w:pPr>
             <w:r>
-              <w:t xml:space="preserve">Not a </w:t>
-            </w:r>
-            <w:r>
-              <w:t xml:space="preserve">command </w:t>
+              <w:t xml:space="preserve">Not a command </w:t>
             </w:r>
             <w:proofErr w:type="spellStart"/>
             <w:r>
@@ -4008,10 +3977,7 @@
               <w:pStyle w:val="TableContents"/>
             </w:pPr>
             <w:r>
-              <w:t xml:space="preserve">Overlay empty </w:t>
-            </w:r>
-            <w:r>
-              <w:t xml:space="preserve">when </w:t>
+              <w:t xml:space="preserve">Overlay empty when </w:t>
             </w:r>
             <w:proofErr w:type="spellStart"/>
             <w:r>
@@ -4234,10 +4200,7 @@
               <w:pStyle w:val="TableContents"/>
             </w:pPr>
             <w:r>
-              <w:t xml:space="preserve">PDF </w:t>
-            </w:r>
-            <w:r>
-              <w:t>export not gated by approval status</w:t>
+              <w:t>PDF export not gated by approval status</w:t>
             </w:r>
           </w:p>
         </w:tc>
@@ -4767,10 +4730,7 @@
               <w:pStyle w:val="TableContents"/>
             </w:pPr>
             <w:r>
-              <w:t xml:space="preserve">Yes (Dev </w:t>
-            </w:r>
-            <w:r>
-              <w:t>audit)</w:t>
+              <w:t>Yes (Dev audit)</w:t>
             </w:r>
           </w:p>
         </w:tc>
@@ -5192,10 +5152,7 @@
               <w:pStyle w:val="TableContents"/>
             </w:pPr>
             <w:r>
-              <w:t xml:space="preserve">Yes (Code), Yes </w:t>
-            </w:r>
-            <w:r>
-              <w:t>(Prod)</w:t>
+              <w:t>Yes (Code), Yes (Prod)</w:t>
             </w:r>
           </w:p>
         </w:tc>
@@ -5729,10 +5686,7 @@
               <w:pStyle w:val="TableContents"/>
             </w:pPr>
             <w:r>
-              <w:t xml:space="preserve">Refresh when older </w:t>
-            </w:r>
-            <w:r>
-              <w:t>than INGEST_INTERVAL_HOURS (default 12h)</w:t>
+              <w:t>Refresh when older than INGEST_INTERVAL_HOURS (default 12h)</w:t>
             </w:r>
           </w:p>
         </w:tc>
@@ -5855,10 +5809,7 @@
             </w:r>
             <w:proofErr w:type="spellStart"/>
             <w:r>
-              <w:t>hadFailu</w:t>
-            </w:r>
-            <w:r>
-              <w:t>res</w:t>
+              <w:t>hadFailures</w:t>
             </w:r>
             <w:proofErr w:type="spellEnd"/>
             <w:r>
@@ -6165,10 +6116,7 @@
               <w:pStyle w:val="TableContents"/>
             </w:pPr>
             <w:r>
-              <w:t xml:space="preserve">PDF generation completes without </w:t>
-            </w:r>
-            <w:r>
-              <w:t>timeout</w:t>
+              <w:t>PDF generation completes without timeout</w:t>
             </w:r>
           </w:p>
         </w:tc>
@@ -6344,10 +6292,7 @@
               <w:pStyle w:val="TableContents"/>
             </w:pPr>
             <w:r>
-              <w:t xml:space="preserve">Configured and producing </w:t>
-            </w:r>
-            <w:r>
-              <w:t>useful output</w:t>
+              <w:t>Configured and producing useful output</w:t>
             </w:r>
           </w:p>
         </w:tc>
@@ -6510,10 +6455,7 @@
       </w:pPr>
       <w:bookmarkStart w:id="9" w:name="_Toc234422716"/>
       <w:r>
-        <w:t xml:space="preserve">2.1 Core data feeds </w:t>
-      </w:r>
-      <w:r>
-        <w:t>(RSS and prices — required for product)</w:t>
+        <w:t>2.1 Core data feeds (RSS and prices — required for product)</w:t>
       </w:r>
       <w:bookmarkEnd w:id="9"/>
     </w:p>
@@ -6556,10 +6498,7 @@
               <w:jc w:val="left"/>
             </w:pPr>
             <w:r>
-              <w:t>S</w:t>
-            </w:r>
-            <w:r>
-              <w:t>ource</w:t>
+              <w:t>Source</w:t>
             </w:r>
           </w:p>
         </w:tc>
@@ -7114,10 +7053,7 @@
               <w:pStyle w:val="TableContents"/>
             </w:pPr>
             <w:r>
-              <w:t xml:space="preserve">Incident </w:t>
-            </w:r>
-            <w:r>
-              <w:t>coordinates</w:t>
+              <w:t>Incident coordinates</w:t>
             </w:r>
           </w:p>
         </w:tc>
@@ -7360,10 +7296,7 @@
               <w:jc w:val="left"/>
             </w:pPr>
             <w:r>
-              <w:t xml:space="preserve">M1 </w:t>
-            </w:r>
-            <w:r>
-              <w:t>classification</w:t>
+              <w:t>M1 classification</w:t>
             </w:r>
           </w:p>
         </w:tc>
@@ -8633,10 +8566,7 @@
         <w:t>:</w:t>
       </w:r>
       <w:r>
-        <w:t xml:space="preserve"> No GDELT_C</w:t>
-      </w:r>
-      <w:r>
-        <w:t>LOUD_API_KEY (June audit). Provision to enable.</w:t>
+        <w:t xml:space="preserve"> No GDELT_CLOUD_API_KEY (June audit). Provision to enable.</w:t>
       </w:r>
     </w:p>
     <w:p>
@@ -8716,10 +8646,7 @@
         <w:t>:</w:t>
       </w:r>
       <w:r>
-        <w:t xml:space="preserve"> LIVEUAMAP_API_KEY present (June audit) but upstream returns 403 on server egress IP. White</w:t>
-      </w:r>
-      <w:r>
-        <w:t>list or accept off.</w:t>
+        <w:t xml:space="preserve"> LIVEUAMAP_API_KEY present (June audit) but upstream returns 403 on server egress IP. Whitelist or accept off.</w:t>
       </w:r>
     </w:p>
     <w:p>
@@ -8864,10 +8791,7 @@
         <w:t>:</w:t>
       </w:r>
       <w:r>
-        <w:t xml:space="preserve"> Offline HTML import only; man</w:t>
-      </w:r>
-      <w:r>
-        <w:t>ual admin promote endpoint; not scheduled.</w:t>
+        <w:t xml:space="preserve"> Offline HTML import only; manual admin promote endpoint; not scheduled.</w:t>
       </w:r>
     </w:p>
     <w:p>
@@ -8920,10 +8844,7 @@
       <w:bookmarkStart w:id="11" w:name="_Toc234422718"/>
       <w:r>
         <w:lastRenderedPageBreak/>
-        <w:t>2.3 Source Health UI honesty (M2 targ</w:t>
-      </w:r>
-      <w:r>
-        <w:t>et)</w:t>
+        <w:t>2.3 Source Health UI honesty (M2 target)</w:t>
       </w:r>
       <w:bookmarkEnd w:id="11"/>
     </w:p>
@@ -9124,10 +9045,7 @@
               <w:pStyle w:val="TableContents"/>
             </w:pPr>
             <w:r>
-              <w:t xml:space="preserve">Owner decides: </w:t>
-            </w:r>
-            <w:r>
-              <w:t>pursue approval or mark intentionally off</w:t>
+              <w:t>Owner decides: pursue approval or mark intentionally off</w:t>
             </w:r>
           </w:p>
         </w:tc>
@@ -9234,10 +9152,7 @@
         <w:t>Method:</w:t>
       </w:r>
       <w:r>
-        <w:t xml:space="preserve"> Headless PDF export from live database plus in-app editor screen</w:t>
-      </w:r>
-      <w:r>
-        <w:t>shot from production (Jun 2026). Assessed against customer-demo bar: structurally usable; not sales-demo polished (M4).</w:t>
+        <w:t xml:space="preserve"> Headless PDF export from live database plus in-app editor screenshot from production (Jun 2026). Assessed against customer-demo bar: structurally usable; not sales-demo polished (M4).</w:t>
       </w:r>
     </w:p>
     <w:p>
@@ -9364,10 +9279,7 @@
               <w:jc w:val="left"/>
             </w:pPr>
             <w:r>
-              <w:t>Layo</w:t>
-            </w:r>
-            <w:r>
-              <w:t>ut OK</w:t>
+              <w:t>Layout OK</w:t>
             </w:r>
           </w:p>
         </w:tc>
@@ -10154,13 +10066,7 @@
         <w:rPr>
           <w:b/>
         </w:rPr>
-        <w:t>Coun</w:t>
-      </w:r>
-      <w:r>
-        <w:rPr>
-          <w:b/>
-        </w:rPr>
-        <w:t>try:</w:t>
+        <w:t>Country:</w:t>
       </w:r>
       <w:r>
         <w:t xml:space="preserve"> Roboto font audit PASS; per-country bespoke layout; map </w:t>
@@ -10258,10 +10164,7 @@
       </w:r>
       <w:proofErr w:type="spellEnd"/>
       <w:r>
-        <w:t xml:space="preserve"> chart replicas; preview vs PDF parity dr</w:t>
-      </w:r>
-      <w:r>
-        <w:t>ift risk.</w:t>
+        <w:t xml:space="preserve"> chart replicas; preview vs PDF parity drift risk.</w:t>
       </w:r>
     </w:p>
     <w:p>
@@ -10497,10 +10400,7 @@
               <w:pStyle w:val="TableContents"/>
             </w:pPr>
             <w:r>
-              <w:t xml:space="preserve">Magic </w:t>
-            </w:r>
-            <w:r>
-              <w:t>page-break constants</w:t>
+              <w:t>Magic page-break constants</w:t>
             </w:r>
           </w:p>
         </w:tc>
@@ -11110,10 +11010,7 @@
       </w:pPr>
       <w:bookmarkStart w:id="17" w:name="_Toc234422724"/>
       <w:r>
-        <w:t xml:space="preserve">4.1 Today (as </w:t>
-      </w:r>
-      <w:r>
-        <w:t>built)</w:t>
+        <w:t>4.1 Today (as built)</w:t>
       </w:r>
       <w:bookmarkEnd w:id="17"/>
     </w:p>
@@ -11745,10 +11642,7 @@
               <w:pStyle w:val="TableContents"/>
             </w:pPr>
             <w:r>
-              <w:t xml:space="preserve">Event log / audit </w:t>
-            </w:r>
-            <w:r>
-              <w:t>trail</w:t>
+              <w:t>Event log / audit trail</w:t>
             </w:r>
           </w:p>
         </w:tc>
@@ -12329,10 +12223,7 @@
       </w:pPr>
       <w:bookmarkStart w:id="19" w:name="_Toc234422726"/>
       <w:r>
-        <w:t xml:space="preserve">4.3 Explicitly deferred (not </w:t>
-      </w:r>
-      <w:r>
-        <w:t>M3)</w:t>
+        <w:t>4.3 Explicitly deferred (not M3)</w:t>
       </w:r>
       <w:bookmarkEnd w:id="19"/>
     </w:p>
@@ -12694,10 +12585,7 @@
               <w:pStyle w:val="TableContents"/>
             </w:pPr>
             <w:r>
-              <w:t xml:space="preserve">Yes — no </w:t>
-            </w:r>
-            <w:r>
-              <w:t>gate on PDF export</w:t>
+              <w:t>Yes — no gate on PDF export</w:t>
             </w:r>
           </w:p>
         </w:tc>
@@ -12968,10 +12856,7 @@
               <w:pStyle w:val="TableContents"/>
             </w:pPr>
             <w:r>
-              <w:t xml:space="preserve">Sent / </w:t>
-            </w:r>
-            <w:r>
-              <w:t>distributed</w:t>
+              <w:t>Sent / distributed</w:t>
             </w:r>
           </w:p>
         </w:tc>
@@ -13602,10 +13487,7 @@
               <w:pStyle w:val="TableContents"/>
             </w:pPr>
             <w:r>
-              <w:t xml:space="preserve">Resolved since June </w:t>
-            </w:r>
-            <w:r>
-              <w:t>audit — prod probe shows token configured</w:t>
+              <w:t>Resolved since June audit — prod probe shows token configured</w:t>
             </w:r>
           </w:p>
         </w:tc>
@@ -13820,10 +13702,7 @@
               <w:pStyle w:val="TableContents"/>
             </w:pPr>
             <w:r>
-              <w:t xml:space="preserve">Keep vessel registry </w:t>
-            </w:r>
-            <w:r>
-              <w:t>disabled; cap GDELT structured cadence</w:t>
+              <w:t>Keep vessel registry disabled; cap GDELT structured cadence</w:t>
             </w:r>
           </w:p>
         </w:tc>
@@ -14077,10 +13956,7 @@
               <w:pStyle w:val="TableContents"/>
             </w:pPr>
             <w:r>
-              <w:t xml:space="preserve">No </w:t>
-            </w:r>
-            <w:r>
-              <w:t xml:space="preserve">approval gate before customer </w:t>
+              <w:t xml:space="preserve">No approval gate before customer </w:t>
             </w:r>
             <w:proofErr w:type="gramStart"/>
             <w:r>
@@ -14383,10 +14259,7 @@
             </w:r>
             <w:r>
               <w:lastRenderedPageBreak/>
-              <w:t xml:space="preserve">enforced; </w:t>
-            </w:r>
-            <w:r>
-              <w:t>unauthenticated API returned 401 (verified 8 Jul 2026)</w:t>
+              <w:t>enforced; unauthenticated API returned 401 (verified 8 Jul 2026)</w:t>
             </w:r>
           </w:p>
         </w:tc>
@@ -14606,10 +14479,7 @@
             </w:r>
             <w:proofErr w:type="spellEnd"/>
             <w:r>
-              <w:t xml:space="preserve"> to Orval hooks and </w:t>
-            </w:r>
-            <w:r>
-              <w:t>Zod</w:t>
+              <w:t xml:space="preserve"> to Orval hooks and Zod</w:t>
             </w:r>
           </w:p>
         </w:tc>
@@ -15230,15 +15100,14 @@
         <w:pStyle w:val="Heading2"/>
       </w:pPr>
       <w:bookmarkStart w:id="24" w:name="_Toc234422731"/>
+      <w:bookmarkStart w:id="25" w:name="_Hlk236403945"/>
       <w:r>
         <w:lastRenderedPageBreak/>
-        <w:t xml:space="preserve">Appendix B — M2 fix </w:t>
-      </w:r>
-      <w:r>
-        <w:t>backlog (numbered, for sign-off)</w:t>
+        <w:t>Appendix B — M2 fix backlog (numbered, for sign-off)</w:t>
       </w:r>
       <w:bookmarkEnd w:id="24"/>
     </w:p>
+    <w:bookmarkEnd w:id="25"/>
     <w:p>
       <w:pPr>
         <w:pStyle w:val="BodyText"/>
@@ -15451,10 +15320,7 @@
               <w:pStyle w:val="TableContents"/>
             </w:pPr>
             <w:r>
-              <w:t xml:space="preserve">Manual ingest 200 with token; UI </w:t>
-            </w:r>
-            <w:r>
-              <w:t>matches Section 2.2</w:t>
+              <w:t>Manual ingest 200 with token; UI matches Section 2.2</w:t>
             </w:r>
           </w:p>
         </w:tc>
@@ -15865,10 +15731,7 @@
               <w:pStyle w:val="TableContents"/>
             </w:pPr>
             <w:r>
-              <w:t xml:space="preserve">Ingest scheduler: failures </w:t>
-            </w:r>
-            <w:r>
-              <w:t>visible in logs and Source Health</w:t>
+              <w:t>Ingest scheduler: failures visible in logs and Source Health</w:t>
             </w:r>
           </w:p>
         </w:tc>
@@ -16096,10 +15959,7 @@
               <w:pStyle w:val="TableContents"/>
             </w:pPr>
             <w:r>
-              <w:t xml:space="preserve">Dashboard </w:t>
-            </w:r>
-            <w:r>
-              <w:t>under 5s with growing incident table</w:t>
+              <w:t>Dashboard under 5s with growing incident table</w:t>
             </w:r>
           </w:p>
         </w:tc>
@@ -16319,10 +16179,7 @@
               <w:pStyle w:val="TableContents"/>
             </w:pPr>
             <w:r>
-              <w:t xml:space="preserve">Executive </w:t>
-            </w:r>
-            <w:r>
-              <w:t xml:space="preserve">Summary: DB persistence; remove legacy </w:t>
+              <w:t xml:space="preserve">Executive Summary: DB persistence; remove legacy </w:t>
             </w:r>
             <w:proofErr w:type="spellStart"/>
             <w:r>
@@ -16506,15 +16363,2957 @@
       </w:r>
       <w:proofErr w:type="gramStart"/>
       <w:r>
-        <w:t>1</w:t>
-      </w:r>
-      <w:r>
-        <w:t>4 day</w:t>
+        <w:t>14 day</w:t>
       </w:r>
       <w:proofErr w:type="gramEnd"/>
       <w:r>
         <w:t xml:space="preserve"> envelope).</w:t>
       </w:r>
+    </w:p>
+    <w:p>
+      <w:pPr>
+        <w:widowControl/>
+      </w:pPr>
+      <w:r>
+        <w:br w:type="page"/>
+      </w:r>
+    </w:p>
+    <w:p>
+      <w:pPr>
+        <w:keepNext/>
+        <w:numPr>
+          <w:ilvl w:val="1"/>
+          <w:numId w:val="1"/>
+        </w:numPr>
+        <w:spacing w:before="200" w:after="120"/>
+        <w:outlineLvl w:val="1"/>
+        <w:rPr>
+          <w:rFonts w:ascii="Liberation Sans" w:hAnsi="Liberation Sans"/>
+          <w:b/>
+          <w:bCs/>
+          <w:sz w:val="32"/>
+          <w:szCs w:val="32"/>
+        </w:rPr>
+      </w:pPr>
+      <w:r>
+        <w:rPr>
+          <w:rFonts w:ascii="Liberation Sans" w:hAnsi="Liberation Sans"/>
+          <w:b/>
+          <w:bCs/>
+          <w:sz w:val="32"/>
+          <w:szCs w:val="32"/>
+        </w:rPr>
+        <w:lastRenderedPageBreak/>
+        <w:t>Appendix B</w:t>
+      </w:r>
+      <w:r>
+        <w:rPr>
+          <w:rFonts w:ascii="Liberation Sans" w:hAnsi="Liberation Sans"/>
+          <w:b/>
+          <w:bCs/>
+          <w:sz w:val="32"/>
+          <w:szCs w:val="32"/>
+        </w:rPr>
+        <w:t>(New)</w:t>
+      </w:r>
+      <w:r>
+        <w:rPr>
+          <w:rFonts w:ascii="Liberation Sans" w:hAnsi="Liberation Sans"/>
+          <w:b/>
+          <w:bCs/>
+          <w:sz w:val="32"/>
+          <w:szCs w:val="32"/>
+        </w:rPr>
+        <w:t xml:space="preserve"> — M2 fix backlog (numbered, for sign-off)</w:t>
+      </w:r>
+    </w:p>
+    <w:p>
+      <w:pPr>
+        <w:pStyle w:val="BodyText"/>
+        <w:rPr>
+          <w:lang w:val="en-HK"/>
+        </w:rPr>
+      </w:pPr>
+      <w:r>
+        <w:rPr>
+          <w:lang w:val="en-HK"/>
+        </w:rPr>
+        <w:t xml:space="preserve">Pull from this audit. </w:t>
+      </w:r>
+      <w:r>
+        <w:rPr>
+          <w:b/>
+          <w:bCs/>
+          <w:lang w:val="en-HK"/>
+        </w:rPr>
+        <w:t>Est. (Dev)</w:t>
+      </w:r>
+      <w:r>
+        <w:rPr>
+          <w:lang w:val="en-HK"/>
+        </w:rPr>
+        <w:t xml:space="preserve"> is guide only — Owner/third-party actions are not counted in dev-days.</w:t>
+      </w:r>
+    </w:p>
+    <w:p>
+      <w:pPr>
+        <w:pStyle w:val="BodyText"/>
+        <w:rPr>
+          <w:lang w:val="en-HK"/>
+        </w:rPr>
+      </w:pPr>
+      <w:r>
+        <w:rPr>
+          <w:lang w:val="en-HK"/>
+        </w:rPr>
+        <w:t xml:space="preserve">Every row is sign-off ready: </w:t>
+      </w:r>
+      <w:r>
+        <w:rPr>
+          <w:b/>
+          <w:bCs/>
+          <w:lang w:val="en-HK"/>
+        </w:rPr>
+        <w:t>Deliverable</w:t>
+      </w:r>
+      <w:r>
+        <w:rPr>
+          <w:lang w:val="en-HK"/>
+        </w:rPr>
+        <w:t xml:space="preserve">, </w:t>
+      </w:r>
+      <w:r>
+        <w:rPr>
+          <w:b/>
+          <w:bCs/>
+          <w:lang w:val="en-HK"/>
+        </w:rPr>
+        <w:t>Owner</w:t>
+      </w:r>
+      <w:r>
+        <w:rPr>
+          <w:lang w:val="en-HK"/>
+        </w:rPr>
+        <w:t xml:space="preserve">, </w:t>
+      </w:r>
+      <w:r>
+        <w:rPr>
+          <w:b/>
+          <w:bCs/>
+          <w:lang w:val="en-HK"/>
+        </w:rPr>
+        <w:t>Pass / Fail test</w:t>
+      </w:r>
+      <w:r>
+        <w:rPr>
+          <w:lang w:val="en-HK"/>
+        </w:rPr>
+        <w:t xml:space="preserve">, and </w:t>
+      </w:r>
+      <w:r>
+        <w:rPr>
+          <w:b/>
+          <w:bCs/>
+          <w:lang w:val="en-HK"/>
+        </w:rPr>
+        <w:t>Evidence artifact</w:t>
+      </w:r>
+      <w:r>
+        <w:rPr>
+          <w:lang w:val="en-HK"/>
+        </w:rPr>
+        <w:t>.</w:t>
+      </w:r>
+    </w:p>
+    <w:p>
+      <w:pPr>
+        <w:pStyle w:val="BodyText"/>
+        <w:rPr>
+          <w:lang w:val="en-HK"/>
+        </w:rPr>
+      </w:pPr>
+      <w:r>
+        <w:rPr>
+          <w:lang w:val="en-HK"/>
+        </w:rPr>
+        <w:t xml:space="preserve"> </w:t>
+      </w:r>
+    </w:p>
+    <w:tbl>
+      <w:tblPr>
+        <w:tblW w:w="5963" w:type="pct"/>
+        <w:tblInd w:w="-856" w:type="dxa"/>
+        <w:tblBorders>
+          <w:top w:val="single" w:sz="4" w:space="0" w:color="auto"/>
+          <w:left w:val="single" w:sz="4" w:space="0" w:color="auto"/>
+          <w:bottom w:val="single" w:sz="4" w:space="0" w:color="auto"/>
+          <w:right w:val="single" w:sz="4" w:space="0" w:color="auto"/>
+          <w:insideH w:val="single" w:sz="4" w:space="0" w:color="auto"/>
+          <w:insideV w:val="single" w:sz="4" w:space="0" w:color="auto"/>
+        </w:tblBorders>
+        <w:tblLayout w:type="fixed"/>
+        <w:tblCellMar>
+          <w:top w:w="80" w:type="dxa"/>
+          <w:left w:w="120" w:type="dxa"/>
+          <w:bottom w:w="80" w:type="dxa"/>
+          <w:right w:w="120" w:type="dxa"/>
+        </w:tblCellMar>
+        <w:tblLook w:val="0000" w:firstRow="0" w:lastRow="0" w:firstColumn="0" w:lastColumn="0" w:noHBand="0" w:noVBand="0"/>
+      </w:tblPr>
+      <w:tblGrid>
+        <w:gridCol w:w="1417"/>
+        <w:gridCol w:w="1958"/>
+        <w:gridCol w:w="1445"/>
+        <w:gridCol w:w="992"/>
+        <w:gridCol w:w="851"/>
+        <w:gridCol w:w="2125"/>
+        <w:gridCol w:w="2694"/>
+      </w:tblGrid>
+      <w:tr>
+        <w:trPr>
+          <w:tblHeader/>
+        </w:trPr>
+        <w:tc>
+          <w:tcPr>
+            <w:tcW w:w="1417" w:type="dxa"/>
+          </w:tcPr>
+          <w:p>
+            <w:pPr>
+              <w:pStyle w:val="BodyText"/>
+              <w:rPr>
+                <w:lang w:val="en-HK"/>
+              </w:rPr>
+            </w:pPr>
+            <w:r>
+              <w:rPr>
+                <w:b/>
+                <w:bCs/>
+                <w:lang w:val="en-HK"/>
+              </w:rPr>
+              <w:t>#</w:t>
+            </w:r>
+          </w:p>
+        </w:tc>
+        <w:tc>
+          <w:tcPr>
+            <w:tcW w:w="1958" w:type="dxa"/>
+          </w:tcPr>
+          <w:p>
+            <w:pPr>
+              <w:pStyle w:val="BodyText"/>
+              <w:rPr>
+                <w:lang w:val="en-HK"/>
+              </w:rPr>
+            </w:pPr>
+            <w:r>
+              <w:rPr>
+                <w:b/>
+                <w:bCs/>
+                <w:lang w:val="en-HK"/>
+              </w:rPr>
+              <w:t>Deliverable</w:t>
+            </w:r>
+          </w:p>
+        </w:tc>
+        <w:tc>
+          <w:tcPr>
+            <w:tcW w:w="1445" w:type="dxa"/>
+          </w:tcPr>
+          <w:p>
+            <w:pPr>
+              <w:pStyle w:val="BodyText"/>
+              <w:rPr>
+                <w:lang w:val="en-HK"/>
+              </w:rPr>
+            </w:pPr>
+            <w:r>
+              <w:rPr>
+                <w:b/>
+                <w:bCs/>
+                <w:lang w:val="en-HK"/>
+              </w:rPr>
+              <w:t>Owner</w:t>
+            </w:r>
+          </w:p>
+        </w:tc>
+        <w:tc>
+          <w:tcPr>
+            <w:tcW w:w="992" w:type="dxa"/>
+          </w:tcPr>
+          <w:p>
+            <w:pPr>
+              <w:pStyle w:val="BodyText"/>
+              <w:rPr>
+                <w:lang w:val="en-HK"/>
+              </w:rPr>
+            </w:pPr>
+            <w:r>
+              <w:rPr>
+                <w:b/>
+                <w:bCs/>
+                <w:lang w:val="en-HK"/>
+              </w:rPr>
+              <w:t>Priority</w:t>
+            </w:r>
+          </w:p>
+        </w:tc>
+        <w:tc>
+          <w:tcPr>
+            <w:tcW w:w="851" w:type="dxa"/>
+          </w:tcPr>
+          <w:p>
+            <w:pPr>
+              <w:pStyle w:val="BodyText"/>
+              <w:rPr>
+                <w:lang w:val="en-HK"/>
+              </w:rPr>
+            </w:pPr>
+            <w:r>
+              <w:rPr>
+                <w:b/>
+                <w:bCs/>
+                <w:lang w:val="en-HK"/>
+              </w:rPr>
+              <w:t>Est. (Dev)</w:t>
+            </w:r>
+          </w:p>
+        </w:tc>
+        <w:tc>
+          <w:tcPr>
+            <w:tcW w:w="2125" w:type="dxa"/>
+          </w:tcPr>
+          <w:p>
+            <w:pPr>
+              <w:pStyle w:val="BodyText"/>
+              <w:rPr>
+                <w:lang w:val="en-HK"/>
+              </w:rPr>
+            </w:pPr>
+            <w:r>
+              <w:rPr>
+                <w:b/>
+                <w:bCs/>
+                <w:lang w:val="en-HK"/>
+              </w:rPr>
+              <w:t>Pass / Fail test</w:t>
+            </w:r>
+          </w:p>
+        </w:tc>
+        <w:tc>
+          <w:tcPr>
+            <w:tcW w:w="2694" w:type="dxa"/>
+          </w:tcPr>
+          <w:p>
+            <w:pPr>
+              <w:pStyle w:val="BodyText"/>
+              <w:rPr>
+                <w:lang w:val="en-HK"/>
+              </w:rPr>
+            </w:pPr>
+            <w:r>
+              <w:rPr>
+                <w:b/>
+                <w:bCs/>
+                <w:lang w:val="en-HK"/>
+              </w:rPr>
+              <w:t>Evidence artifact</w:t>
+            </w:r>
+          </w:p>
+        </w:tc>
+      </w:tr>
+      <w:tr>
+        <w:tc>
+          <w:tcPr>
+            <w:tcW w:w="1417" w:type="dxa"/>
+          </w:tcPr>
+          <w:p>
+            <w:pPr>
+              <w:pStyle w:val="BodyText"/>
+              <w:rPr>
+                <w:lang w:val="en-HK"/>
+              </w:rPr>
+            </w:pPr>
+            <w:r>
+              <w:rPr>
+                <w:lang w:val="en-HK"/>
+              </w:rPr>
+              <w:t>B1</w:t>
+            </w:r>
+          </w:p>
+        </w:tc>
+        <w:tc>
+          <w:tcPr>
+            <w:tcW w:w="1958" w:type="dxa"/>
+          </w:tcPr>
+          <w:p>
+            <w:pPr>
+              <w:pStyle w:val="BodyText"/>
+              <w:rPr>
+                <w:lang w:val="en-HK"/>
+              </w:rPr>
+            </w:pPr>
+            <w:r>
+              <w:rPr>
+                <w:lang w:val="en-HK"/>
+              </w:rPr>
+              <w:t xml:space="preserve">Source Health </w:t>
+            </w:r>
+            <w:proofErr w:type="spellStart"/>
+            <w:r>
+              <w:rPr>
+                <w:lang w:val="en-HK"/>
+              </w:rPr>
+              <w:t>admin_controls</w:t>
+            </w:r>
+            <w:proofErr w:type="spellEnd"/>
+            <w:r>
+              <w:rPr>
+                <w:lang w:val="en-HK"/>
+              </w:rPr>
+              <w:t xml:space="preserve"> row shows </w:t>
+            </w:r>
+            <w:r>
+              <w:rPr>
+                <w:b/>
+                <w:bCs/>
+                <w:lang w:val="en-HK"/>
+              </w:rPr>
+              <w:t>Working</w:t>
+            </w:r>
+            <w:r>
+              <w:rPr>
+                <w:lang w:val="en-HK"/>
+              </w:rPr>
+              <w:t xml:space="preserve"> (configured: true); status API matches Section 2.2</w:t>
+            </w:r>
+          </w:p>
+        </w:tc>
+        <w:tc>
+          <w:tcPr>
+            <w:tcW w:w="1445" w:type="dxa"/>
+          </w:tcPr>
+          <w:p>
+            <w:pPr>
+              <w:pStyle w:val="BodyText"/>
+              <w:rPr>
+                <w:lang w:val="en-HK"/>
+              </w:rPr>
+            </w:pPr>
+            <w:r>
+              <w:rPr>
+                <w:lang w:val="en-HK"/>
+              </w:rPr>
+              <w:t>Owner: retain INGEST_ADMIN_TOKEN in production. Dev: UI and API reflect token state</w:t>
+            </w:r>
+          </w:p>
+        </w:tc>
+        <w:tc>
+          <w:tcPr>
+            <w:tcW w:w="992" w:type="dxa"/>
+          </w:tcPr>
+          <w:p>
+            <w:pPr>
+              <w:pStyle w:val="BodyText"/>
+              <w:rPr>
+                <w:lang w:val="en-HK"/>
+              </w:rPr>
+            </w:pPr>
+            <w:r>
+              <w:rPr>
+                <w:lang w:val="en-HK"/>
+              </w:rPr>
+              <w:t>Must-fix</w:t>
+            </w:r>
+          </w:p>
+        </w:tc>
+        <w:tc>
+          <w:tcPr>
+            <w:tcW w:w="851" w:type="dxa"/>
+          </w:tcPr>
+          <w:p>
+            <w:pPr>
+              <w:pStyle w:val="BodyText"/>
+              <w:rPr>
+                <w:lang w:val="en-HK"/>
+              </w:rPr>
+            </w:pPr>
+            <w:r>
+              <w:rPr>
+                <w:lang w:val="en-HK"/>
+              </w:rPr>
+              <w:t>0.5d</w:t>
+            </w:r>
+          </w:p>
+        </w:tc>
+        <w:tc>
+          <w:tcPr>
+            <w:tcW w:w="2125" w:type="dxa"/>
+          </w:tcPr>
+          <w:p>
+            <w:pPr>
+              <w:pStyle w:val="BodyText"/>
+              <w:rPr>
+                <w:lang w:val="en-HK"/>
+              </w:rPr>
+            </w:pPr>
+            <w:r>
+              <w:rPr>
+                <w:b/>
+                <w:bCs/>
+                <w:lang w:val="en-HK"/>
+              </w:rPr>
+              <w:t>PASS:</w:t>
+            </w:r>
+            <w:r>
+              <w:rPr>
+                <w:lang w:val="en-HK"/>
+              </w:rPr>
+              <w:t xml:space="preserve"> POST /</w:t>
+            </w:r>
+            <w:proofErr w:type="spellStart"/>
+            <w:r>
+              <w:rPr>
+                <w:lang w:val="en-HK"/>
+              </w:rPr>
+              <w:t>api</w:t>
+            </w:r>
+            <w:proofErr w:type="spellEnd"/>
+            <w:r>
+              <w:rPr>
+                <w:lang w:val="en-HK"/>
+              </w:rPr>
+              <w:t xml:space="preserve">/admin/ingest with valid token → 200; /sources row </w:t>
+            </w:r>
+            <w:r>
+              <w:rPr>
+                <w:b/>
+                <w:bCs/>
+                <w:lang w:val="en-HK"/>
+              </w:rPr>
+              <w:t>Working</w:t>
+            </w:r>
+            <w:r>
+              <w:rPr>
+                <w:lang w:val="en-HK"/>
+              </w:rPr>
+              <w:t xml:space="preserve">. </w:t>
+            </w:r>
+            <w:r>
+              <w:rPr>
+                <w:b/>
+                <w:bCs/>
+                <w:lang w:val="en-HK"/>
+              </w:rPr>
+              <w:t>FAIL:</w:t>
+            </w:r>
+            <w:r>
+              <w:rPr>
+                <w:lang w:val="en-HK"/>
+              </w:rPr>
+              <w:t xml:space="preserve"> 503 when token set, or UI shows failing/not configured</w:t>
+            </w:r>
+          </w:p>
+        </w:tc>
+        <w:tc>
+          <w:tcPr>
+            <w:tcW w:w="2694" w:type="dxa"/>
+          </w:tcPr>
+          <w:p>
+            <w:pPr>
+              <w:pStyle w:val="BodyText"/>
+              <w:rPr>
+                <w:lang w:val="en-HK"/>
+              </w:rPr>
+            </w:pPr>
+            <w:r>
+              <w:rPr>
+                <w:lang w:val="en-HK"/>
+              </w:rPr>
+              <w:t xml:space="preserve">E12 (M1 prod probe) + docs/m2-evidence/B1-admin-ingest.log + screenshot /sources </w:t>
+            </w:r>
+            <w:proofErr w:type="spellStart"/>
+            <w:r>
+              <w:rPr>
+                <w:lang w:val="en-HK"/>
+              </w:rPr>
+              <w:t>admin_controls</w:t>
+            </w:r>
+            <w:proofErr w:type="spellEnd"/>
+            <w:r>
+              <w:rPr>
+                <w:lang w:val="en-HK"/>
+              </w:rPr>
+              <w:t xml:space="preserve"> row</w:t>
+            </w:r>
+          </w:p>
+        </w:tc>
+      </w:tr>
+      <w:tr>
+        <w:tc>
+          <w:tcPr>
+            <w:tcW w:w="1417" w:type="dxa"/>
+          </w:tcPr>
+          <w:p>
+            <w:pPr>
+              <w:pStyle w:val="BodyText"/>
+              <w:rPr>
+                <w:lang w:val="en-HK"/>
+              </w:rPr>
+            </w:pPr>
+            <w:r>
+              <w:rPr>
+                <w:lang w:val="en-HK"/>
+              </w:rPr>
+              <w:t>B2</w:t>
+            </w:r>
+          </w:p>
+        </w:tc>
+        <w:tc>
+          <w:tcPr>
+            <w:tcW w:w="1958" w:type="dxa"/>
+          </w:tcPr>
+          <w:p>
+            <w:pPr>
+              <w:pStyle w:val="BodyText"/>
+              <w:rPr>
+                <w:lang w:val="en-HK"/>
+              </w:rPr>
+            </w:pPr>
+            <w:proofErr w:type="spellStart"/>
+            <w:r>
+              <w:rPr>
+                <w:lang w:val="en-HK"/>
+              </w:rPr>
+              <w:t>reliefweb</w:t>
+            </w:r>
+            <w:proofErr w:type="spellEnd"/>
+            <w:r>
+              <w:rPr>
+                <w:lang w:val="en-HK"/>
+              </w:rPr>
+              <w:t xml:space="preserve"> and </w:t>
+            </w:r>
+            <w:proofErr w:type="spellStart"/>
+            <w:r>
+              <w:rPr>
+                <w:lang w:val="en-HK"/>
+              </w:rPr>
+              <w:t>reliefweb_reports</w:t>
+            </w:r>
+            <w:proofErr w:type="spellEnd"/>
+            <w:r>
+              <w:rPr>
+                <w:lang w:val="en-HK"/>
+              </w:rPr>
+              <w:t xml:space="preserve"> rows match Owner decision — </w:t>
+            </w:r>
+            <w:r>
+              <w:rPr>
+                <w:b/>
+                <w:bCs/>
+                <w:lang w:val="en-HK"/>
+              </w:rPr>
+              <w:t>Pending</w:t>
+            </w:r>
+            <w:r>
+              <w:rPr>
+                <w:lang w:val="en-HK"/>
+              </w:rPr>
+              <w:t xml:space="preserve"> or </w:t>
+            </w:r>
+            <w:r>
+              <w:rPr>
+                <w:b/>
+                <w:bCs/>
+                <w:lang w:val="en-HK"/>
+              </w:rPr>
+              <w:t>Intentionally off</w:t>
+            </w:r>
+            <w:r>
+              <w:rPr>
+                <w:lang w:val="en-HK"/>
+              </w:rPr>
+              <w:t xml:space="preserve">; no false </w:t>
+            </w:r>
+            <w:r>
+              <w:rPr>
+                <w:b/>
+                <w:bCs/>
+                <w:lang w:val="en-HK"/>
+              </w:rPr>
+              <w:t>Broken</w:t>
+            </w:r>
+          </w:p>
+        </w:tc>
+        <w:tc>
+          <w:tcPr>
+            <w:tcW w:w="1445" w:type="dxa"/>
+          </w:tcPr>
+          <w:p>
+            <w:pPr>
+              <w:pStyle w:val="BodyText"/>
+              <w:rPr>
+                <w:lang w:val="en-HK"/>
+              </w:rPr>
+            </w:pPr>
+            <w:r>
+              <w:rPr>
+                <w:lang w:val="en-HK"/>
+              </w:rPr>
+              <w:t xml:space="preserve">Owner: submit </w:t>
+            </w:r>
+            <w:proofErr w:type="spellStart"/>
+            <w:r>
+              <w:rPr>
+                <w:lang w:val="en-HK"/>
+              </w:rPr>
+              <w:t>ReliefWeb</w:t>
+            </w:r>
+            <w:proofErr w:type="spellEnd"/>
+            <w:r>
+              <w:rPr>
+                <w:lang w:val="en-HK"/>
+              </w:rPr>
+              <w:t xml:space="preserve"> </w:t>
+            </w:r>
+            <w:proofErr w:type="spellStart"/>
+            <w:r>
+              <w:rPr>
+                <w:lang w:val="en-HK"/>
+              </w:rPr>
+              <w:t>appname</w:t>
+            </w:r>
+            <w:proofErr w:type="spellEnd"/>
+            <w:r>
+              <w:rPr>
+                <w:lang w:val="en-HK"/>
+              </w:rPr>
+              <w:t xml:space="preserve"> for approval </w:t>
+            </w:r>
+            <w:r>
+              <w:rPr>
+                <w:b/>
+                <w:bCs/>
+                <w:lang w:val="en-HK"/>
+              </w:rPr>
+              <w:t>OR</w:t>
+            </w:r>
+            <w:r>
+              <w:rPr>
+                <w:lang w:val="en-HK"/>
+              </w:rPr>
+              <w:t xml:space="preserve"> record defer decision at sign-off. Dev: honest UI for chosen state</w:t>
+            </w:r>
+          </w:p>
+        </w:tc>
+        <w:tc>
+          <w:tcPr>
+            <w:tcW w:w="992" w:type="dxa"/>
+          </w:tcPr>
+          <w:p>
+            <w:pPr>
+              <w:pStyle w:val="BodyText"/>
+              <w:rPr>
+                <w:lang w:val="en-HK"/>
+              </w:rPr>
+            </w:pPr>
+            <w:r>
+              <w:rPr>
+                <w:lang w:val="en-HK"/>
+              </w:rPr>
+              <w:t>Must-fix</w:t>
+            </w:r>
+          </w:p>
+        </w:tc>
+        <w:tc>
+          <w:tcPr>
+            <w:tcW w:w="851" w:type="dxa"/>
+          </w:tcPr>
+          <w:p>
+            <w:pPr>
+              <w:pStyle w:val="BodyText"/>
+              <w:rPr>
+                <w:lang w:val="en-HK"/>
+              </w:rPr>
+            </w:pPr>
+            <w:r>
+              <w:rPr>
+                <w:lang w:val="en-HK"/>
+              </w:rPr>
+              <w:t>0.5d</w:t>
+            </w:r>
+          </w:p>
+        </w:tc>
+        <w:tc>
+          <w:tcPr>
+            <w:tcW w:w="2125" w:type="dxa"/>
+          </w:tcPr>
+          <w:p>
+            <w:pPr>
+              <w:pStyle w:val="BodyText"/>
+              <w:rPr>
+                <w:lang w:val="en-HK"/>
+              </w:rPr>
+            </w:pPr>
+            <w:r>
+              <w:rPr>
+                <w:b/>
+                <w:bCs/>
+                <w:lang w:val="en-HK"/>
+              </w:rPr>
+              <w:t>PASS:</w:t>
+            </w:r>
+            <w:r>
+              <w:rPr>
+                <w:lang w:val="en-HK"/>
+              </w:rPr>
+              <w:t xml:space="preserve"> both rows match signed Owner decision; zero false failing noise. </w:t>
+            </w:r>
+            <w:r>
+              <w:rPr>
+                <w:b/>
+                <w:bCs/>
+                <w:lang w:val="en-HK"/>
+              </w:rPr>
+              <w:t>FAIL:</w:t>
+            </w:r>
+            <w:r>
+              <w:rPr>
+                <w:lang w:val="en-HK"/>
+              </w:rPr>
+              <w:t xml:space="preserve"> either row shows </w:t>
+            </w:r>
+            <w:r>
+              <w:rPr>
+                <w:b/>
+                <w:bCs/>
+                <w:lang w:val="en-HK"/>
+              </w:rPr>
+              <w:t>Broken</w:t>
+            </w:r>
+            <w:r>
+              <w:rPr>
+                <w:lang w:val="en-HK"/>
+              </w:rPr>
+              <w:t xml:space="preserve"> while awaiting approval or intentionally off</w:t>
+            </w:r>
+          </w:p>
+        </w:tc>
+        <w:tc>
+          <w:tcPr>
+            <w:tcW w:w="2694" w:type="dxa"/>
+          </w:tcPr>
+          <w:p>
+            <w:pPr>
+              <w:pStyle w:val="BodyText"/>
+              <w:rPr>
+                <w:lang w:val="en-HK"/>
+              </w:rPr>
+            </w:pPr>
+            <w:r>
+              <w:rPr>
+                <w:lang w:val="en-HK"/>
+              </w:rPr>
+              <w:t xml:space="preserve">Owner decision note (Appendix C) + E2 + screenshot /sources </w:t>
+            </w:r>
+            <w:proofErr w:type="spellStart"/>
+            <w:r>
+              <w:rPr>
+                <w:lang w:val="en-HK"/>
+              </w:rPr>
+              <w:t>ReliefWeb</w:t>
+            </w:r>
+            <w:proofErr w:type="spellEnd"/>
+            <w:r>
+              <w:rPr>
+                <w:lang w:val="en-HK"/>
+              </w:rPr>
+              <w:t xml:space="preserve"> rows</w:t>
+            </w:r>
+          </w:p>
+        </w:tc>
+      </w:tr>
+      <w:tr>
+        <w:tc>
+          <w:tcPr>
+            <w:tcW w:w="1417" w:type="dxa"/>
+          </w:tcPr>
+          <w:p>
+            <w:pPr>
+              <w:pStyle w:val="BodyText"/>
+              <w:rPr>
+                <w:lang w:val="en-HK"/>
+              </w:rPr>
+            </w:pPr>
+            <w:r>
+              <w:rPr>
+                <w:lang w:val="en-HK"/>
+              </w:rPr>
+              <w:t>B3</w:t>
+            </w:r>
+          </w:p>
+        </w:tc>
+        <w:tc>
+          <w:tcPr>
+            <w:tcW w:w="1958" w:type="dxa"/>
+          </w:tcPr>
+          <w:p>
+            <w:pPr>
+              <w:pStyle w:val="BodyText"/>
+              <w:rPr>
+                <w:lang w:val="en-HK"/>
+              </w:rPr>
+            </w:pPr>
+            <w:r>
+              <w:rPr>
+                <w:lang w:val="en-HK"/>
+              </w:rPr>
+              <w:t xml:space="preserve">Map page shows overlay-unavailable message when upstream blocked; </w:t>
+            </w:r>
+            <w:proofErr w:type="spellStart"/>
+            <w:r>
+              <w:rPr>
+                <w:lang w:val="en-HK"/>
+              </w:rPr>
+              <w:t>liveuamap</w:t>
+            </w:r>
+            <w:proofErr w:type="spellEnd"/>
+            <w:r>
+              <w:rPr>
+                <w:lang w:val="en-HK"/>
+              </w:rPr>
+              <w:t xml:space="preserve"> Source Health honest (</w:t>
+            </w:r>
+            <w:r>
+              <w:rPr>
+                <w:b/>
+                <w:bCs/>
+                <w:lang w:val="en-HK"/>
+              </w:rPr>
+              <w:t>Broken</w:t>
+            </w:r>
+            <w:r>
+              <w:rPr>
+                <w:lang w:val="en-HK"/>
+              </w:rPr>
+              <w:t>/</w:t>
+            </w:r>
+            <w:proofErr w:type="spellStart"/>
+            <w:r>
+              <w:rPr>
+                <w:lang w:val="en-HK"/>
+              </w:rPr>
+              <w:t>failing_upstream</w:t>
+            </w:r>
+            <w:proofErr w:type="spellEnd"/>
+            <w:r>
+              <w:rPr>
+                <w:lang w:val="en-HK"/>
+              </w:rPr>
+              <w:t xml:space="preserve"> or </w:t>
+            </w:r>
+            <w:proofErr w:type="gramStart"/>
+            <w:r>
+              <w:rPr>
+                <w:b/>
+                <w:bCs/>
+                <w:lang w:val="en-HK"/>
+              </w:rPr>
+              <w:t>Intentionally</w:t>
+            </w:r>
+            <w:proofErr w:type="gramEnd"/>
+            <w:r>
+              <w:rPr>
+                <w:b/>
+                <w:bCs/>
+                <w:lang w:val="en-HK"/>
+              </w:rPr>
+              <w:t xml:space="preserve"> </w:t>
+            </w:r>
+            <w:r>
+              <w:rPr>
+                <w:b/>
+                <w:bCs/>
+                <w:lang w:val="en-HK"/>
+              </w:rPr>
+              <w:lastRenderedPageBreak/>
+              <w:t>off</w:t>
+            </w:r>
+            <w:r>
+              <w:rPr>
+                <w:lang w:val="en-HK"/>
+              </w:rPr>
+              <w:t>)</w:t>
+            </w:r>
+          </w:p>
+        </w:tc>
+        <w:tc>
+          <w:tcPr>
+            <w:tcW w:w="1445" w:type="dxa"/>
+          </w:tcPr>
+          <w:p>
+            <w:pPr>
+              <w:pStyle w:val="BodyText"/>
+              <w:rPr>
+                <w:lang w:val="en-HK"/>
+              </w:rPr>
+            </w:pPr>
+            <w:r>
+              <w:rPr>
+                <w:lang w:val="en-HK"/>
+              </w:rPr>
+              <w:lastRenderedPageBreak/>
+              <w:t xml:space="preserve">Owner: request </w:t>
+            </w:r>
+            <w:proofErr w:type="spellStart"/>
+            <w:r>
+              <w:rPr>
+                <w:lang w:val="en-HK"/>
+              </w:rPr>
+              <w:t>Liveuamap</w:t>
+            </w:r>
+            <w:proofErr w:type="spellEnd"/>
+            <w:r>
+              <w:rPr>
+                <w:lang w:val="en-HK"/>
+              </w:rPr>
+              <w:t xml:space="preserve"> IP whitelist </w:t>
+            </w:r>
+            <w:r>
+              <w:rPr>
+                <w:b/>
+                <w:bCs/>
+                <w:lang w:val="en-HK"/>
+              </w:rPr>
+              <w:t>OR</w:t>
+            </w:r>
+            <w:r>
+              <w:rPr>
+                <w:lang w:val="en-HK"/>
+              </w:rPr>
+              <w:t xml:space="preserve"> record overlay-off decision. Dev: map banner + Source Health row</w:t>
+            </w:r>
+          </w:p>
+        </w:tc>
+        <w:tc>
+          <w:tcPr>
+            <w:tcW w:w="992" w:type="dxa"/>
+          </w:tcPr>
+          <w:p>
+            <w:pPr>
+              <w:pStyle w:val="BodyText"/>
+              <w:rPr>
+                <w:lang w:val="en-HK"/>
+              </w:rPr>
+            </w:pPr>
+            <w:r>
+              <w:rPr>
+                <w:lang w:val="en-HK"/>
+              </w:rPr>
+              <w:t>Must-fix</w:t>
+            </w:r>
+          </w:p>
+        </w:tc>
+        <w:tc>
+          <w:tcPr>
+            <w:tcW w:w="851" w:type="dxa"/>
+          </w:tcPr>
+          <w:p>
+            <w:pPr>
+              <w:pStyle w:val="BodyText"/>
+              <w:rPr>
+                <w:lang w:val="en-HK"/>
+              </w:rPr>
+            </w:pPr>
+            <w:r>
+              <w:rPr>
+                <w:lang w:val="en-HK"/>
+              </w:rPr>
+              <w:t>1d</w:t>
+            </w:r>
+          </w:p>
+        </w:tc>
+        <w:tc>
+          <w:tcPr>
+            <w:tcW w:w="2125" w:type="dxa"/>
+          </w:tcPr>
+          <w:p>
+            <w:pPr>
+              <w:pStyle w:val="BodyText"/>
+              <w:rPr>
+                <w:lang w:val="en-HK"/>
+              </w:rPr>
+            </w:pPr>
+            <w:r>
+              <w:rPr>
+                <w:b/>
+                <w:bCs/>
+                <w:lang w:val="en-HK"/>
+              </w:rPr>
+              <w:t>PASS:</w:t>
+            </w:r>
+            <w:r>
+              <w:rPr>
+                <w:lang w:val="en-HK"/>
+              </w:rPr>
+              <w:t xml:space="preserve"> /map shows explicit unavailable copy when overlay empty; Source Health matches Owner decision. </w:t>
+            </w:r>
+            <w:r>
+              <w:rPr>
+                <w:b/>
+                <w:bCs/>
+                <w:lang w:val="en-HK"/>
+              </w:rPr>
+              <w:t>FAIL:</w:t>
+            </w:r>
+            <w:r>
+              <w:rPr>
+                <w:lang w:val="en-HK"/>
+              </w:rPr>
+              <w:t xml:space="preserve"> silent blank map or false </w:t>
+            </w:r>
+            <w:r>
+              <w:rPr>
+                <w:b/>
+                <w:bCs/>
+                <w:lang w:val="en-HK"/>
+              </w:rPr>
+              <w:t>Working</w:t>
+            </w:r>
+          </w:p>
+        </w:tc>
+        <w:tc>
+          <w:tcPr>
+            <w:tcW w:w="2694" w:type="dxa"/>
+          </w:tcPr>
+          <w:p>
+            <w:pPr>
+              <w:pStyle w:val="BodyText"/>
+              <w:rPr>
+                <w:lang w:val="en-HK"/>
+              </w:rPr>
+            </w:pPr>
+            <w:r>
+              <w:rPr>
+                <w:lang w:val="en-HK"/>
+              </w:rPr>
+              <w:t xml:space="preserve">Screenshot /map (overlay off) + /sources </w:t>
+            </w:r>
+            <w:proofErr w:type="spellStart"/>
+            <w:r>
+              <w:rPr>
+                <w:lang w:val="en-HK"/>
+              </w:rPr>
+              <w:t>liveuamap</w:t>
+            </w:r>
+            <w:proofErr w:type="spellEnd"/>
+            <w:r>
+              <w:rPr>
+                <w:lang w:val="en-HK"/>
+              </w:rPr>
+              <w:t xml:space="preserve"> row + Owner whitelist/defer note</w:t>
+            </w:r>
+          </w:p>
+        </w:tc>
+      </w:tr>
+      <w:tr>
+        <w:tc>
+          <w:tcPr>
+            <w:tcW w:w="1417" w:type="dxa"/>
+          </w:tcPr>
+          <w:p>
+            <w:pPr>
+              <w:pStyle w:val="BodyText"/>
+              <w:rPr>
+                <w:lang w:val="en-HK"/>
+              </w:rPr>
+            </w:pPr>
+            <w:r>
+              <w:rPr>
+                <w:lang w:val="en-HK"/>
+              </w:rPr>
+              <w:t>B4</w:t>
+            </w:r>
+          </w:p>
+        </w:tc>
+        <w:tc>
+          <w:tcPr>
+            <w:tcW w:w="1958" w:type="dxa"/>
+          </w:tcPr>
+          <w:p>
+            <w:pPr>
+              <w:pStyle w:val="BodyText"/>
+              <w:rPr>
+                <w:lang w:val="en-HK"/>
+              </w:rPr>
+            </w:pPr>
+            <w:r>
+              <w:rPr>
+                <w:lang w:val="en-HK"/>
+              </w:rPr>
+              <w:t xml:space="preserve">Country prose returns 200 with template fallback (no 503); </w:t>
+            </w:r>
+            <w:proofErr w:type="spellStart"/>
+            <w:r>
+              <w:rPr>
+                <w:lang w:val="en-HK"/>
+              </w:rPr>
+              <w:t>openai</w:t>
+            </w:r>
+            <w:proofErr w:type="spellEnd"/>
+            <w:r>
+              <w:rPr>
+                <w:lang w:val="en-HK"/>
+              </w:rPr>
+              <w:t xml:space="preserve"> Source Health </w:t>
+            </w:r>
+            <w:r>
+              <w:rPr>
+                <w:b/>
+                <w:bCs/>
+                <w:lang w:val="en-HK"/>
+              </w:rPr>
+              <w:t>Intentionally off</w:t>
+            </w:r>
+            <w:r>
+              <w:rPr>
+                <w:lang w:val="en-HK"/>
+              </w:rPr>
+              <w:t xml:space="preserve"> / </w:t>
+            </w:r>
+            <w:proofErr w:type="spellStart"/>
+            <w:r>
+              <w:rPr>
+                <w:lang w:val="en-HK"/>
+              </w:rPr>
+              <w:t>not_configured</w:t>
+            </w:r>
+            <w:proofErr w:type="spellEnd"/>
+            <w:r>
+              <w:rPr>
+                <w:lang w:val="en-HK"/>
+              </w:rPr>
+              <w:t xml:space="preserve"> (unless Owner provisions keys)</w:t>
+            </w:r>
+          </w:p>
+        </w:tc>
+        <w:tc>
+          <w:tcPr>
+            <w:tcW w:w="1445" w:type="dxa"/>
+          </w:tcPr>
+          <w:p>
+            <w:pPr>
+              <w:pStyle w:val="BodyText"/>
+              <w:rPr>
+                <w:lang w:val="en-HK"/>
+              </w:rPr>
+            </w:pPr>
+            <w:r>
+              <w:rPr>
+                <w:lang w:val="en-HK"/>
+              </w:rPr>
+              <w:t xml:space="preserve">Owner: provision AI_INTEGRATIONS_OPENAI_* </w:t>
+            </w:r>
+            <w:r>
+              <w:rPr>
+                <w:b/>
+                <w:bCs/>
+                <w:lang w:val="en-HK"/>
+              </w:rPr>
+              <w:t>OR</w:t>
+            </w:r>
+            <w:r>
+              <w:rPr>
+                <w:lang w:val="en-HK"/>
+              </w:rPr>
+              <w:t xml:space="preserve"> confirm template-only at sign-off. Dev: route + UI</w:t>
+            </w:r>
+          </w:p>
+        </w:tc>
+        <w:tc>
+          <w:tcPr>
+            <w:tcW w:w="992" w:type="dxa"/>
+          </w:tcPr>
+          <w:p>
+            <w:pPr>
+              <w:pStyle w:val="BodyText"/>
+              <w:rPr>
+                <w:lang w:val="en-HK"/>
+              </w:rPr>
+            </w:pPr>
+            <w:r>
+              <w:rPr>
+                <w:lang w:val="en-HK"/>
+              </w:rPr>
+              <w:t>Must-fix</w:t>
+            </w:r>
+          </w:p>
+        </w:tc>
+        <w:tc>
+          <w:tcPr>
+            <w:tcW w:w="851" w:type="dxa"/>
+          </w:tcPr>
+          <w:p>
+            <w:pPr>
+              <w:pStyle w:val="BodyText"/>
+              <w:rPr>
+                <w:lang w:val="en-HK"/>
+              </w:rPr>
+            </w:pPr>
+            <w:r>
+              <w:rPr>
+                <w:lang w:val="en-HK"/>
+              </w:rPr>
+              <w:t>0.5d</w:t>
+            </w:r>
+          </w:p>
+        </w:tc>
+        <w:tc>
+          <w:tcPr>
+            <w:tcW w:w="2125" w:type="dxa"/>
+          </w:tcPr>
+          <w:p>
+            <w:pPr>
+              <w:pStyle w:val="BodyText"/>
+              <w:rPr>
+                <w:lang w:val="en-HK"/>
+              </w:rPr>
+            </w:pPr>
+            <w:r>
+              <w:rPr>
+                <w:b/>
+                <w:bCs/>
+                <w:lang w:val="en-HK"/>
+              </w:rPr>
+              <w:t>PASS:</w:t>
+            </w:r>
+            <w:r>
+              <w:rPr>
+                <w:lang w:val="en-HK"/>
+              </w:rPr>
+              <w:t xml:space="preserve"> country prose API 200 with template body; UI shows intentionally off when no keys. </w:t>
+            </w:r>
+            <w:r>
+              <w:rPr>
+                <w:b/>
+                <w:bCs/>
+                <w:lang w:val="en-HK"/>
+              </w:rPr>
+              <w:t>FAIL:</w:t>
+            </w:r>
+            <w:r>
+              <w:rPr>
+                <w:lang w:val="en-HK"/>
+              </w:rPr>
+              <w:t xml:space="preserve"> 503, or UI implies AI active without keys</w:t>
+            </w:r>
+          </w:p>
+        </w:tc>
+        <w:tc>
+          <w:tcPr>
+            <w:tcW w:w="2694" w:type="dxa"/>
+          </w:tcPr>
+          <w:p>
+            <w:pPr>
+              <w:pStyle w:val="BodyText"/>
+              <w:rPr>
+                <w:lang w:val="en-HK"/>
+              </w:rPr>
+            </w:pPr>
+            <w:r>
+              <w:rPr>
+                <w:lang w:val="en-HK"/>
+              </w:rPr>
+              <w:t xml:space="preserve">API response capture + screenshot /sources </w:t>
+            </w:r>
+            <w:proofErr w:type="spellStart"/>
+            <w:r>
+              <w:rPr>
+                <w:lang w:val="en-HK"/>
+              </w:rPr>
+              <w:t>openai</w:t>
+            </w:r>
+            <w:proofErr w:type="spellEnd"/>
+            <w:r>
+              <w:rPr>
+                <w:lang w:val="en-HK"/>
+              </w:rPr>
+              <w:t xml:space="preserve"> row + Owner template-only note if applicable</w:t>
+            </w:r>
+          </w:p>
+        </w:tc>
+      </w:tr>
+      <w:tr>
+        <w:tc>
+          <w:tcPr>
+            <w:tcW w:w="1417" w:type="dxa"/>
+          </w:tcPr>
+          <w:p>
+            <w:pPr>
+              <w:pStyle w:val="BodyText"/>
+              <w:rPr>
+                <w:lang w:val="en-HK"/>
+              </w:rPr>
+            </w:pPr>
+            <w:r>
+              <w:rPr>
+                <w:lang w:val="en-HK"/>
+              </w:rPr>
+              <w:t>B5</w:t>
+            </w:r>
+          </w:p>
+        </w:tc>
+        <w:tc>
+          <w:tcPr>
+            <w:tcW w:w="1958" w:type="dxa"/>
+          </w:tcPr>
+          <w:p>
+            <w:pPr>
+              <w:pStyle w:val="BodyText"/>
+              <w:rPr>
+                <w:lang w:val="en-HK"/>
+              </w:rPr>
+            </w:pPr>
+            <w:r>
+              <w:rPr>
+                <w:lang w:val="en-HK"/>
+              </w:rPr>
+              <w:t xml:space="preserve">Section 1.1 route matrix: each URL mounts a page shell; deep links, 404, and auth redirects (Section 1.2) behave as designed. </w:t>
+            </w:r>
+            <w:r>
+              <w:rPr>
+                <w:i/>
+                <w:iCs/>
+                <w:lang w:val="en-HK"/>
+              </w:rPr>
+              <w:t>Out of scope:</w:t>
+            </w:r>
+            <w:r>
+              <w:rPr>
+                <w:lang w:val="en-HK"/>
+              </w:rPr>
+              <w:t xml:space="preserve"> fetch UX (B7); map overlay copy (B3)</w:t>
+            </w:r>
+          </w:p>
+        </w:tc>
+        <w:tc>
+          <w:tcPr>
+            <w:tcW w:w="1445" w:type="dxa"/>
+          </w:tcPr>
+          <w:p>
+            <w:pPr>
+              <w:pStyle w:val="BodyText"/>
+              <w:rPr>
+                <w:lang w:val="en-HK"/>
+              </w:rPr>
+            </w:pPr>
+            <w:r>
+              <w:rPr>
+                <w:lang w:val="en-HK"/>
+              </w:rPr>
+              <w:t>Dev</w:t>
+            </w:r>
+          </w:p>
+        </w:tc>
+        <w:tc>
+          <w:tcPr>
+            <w:tcW w:w="992" w:type="dxa"/>
+          </w:tcPr>
+          <w:p>
+            <w:pPr>
+              <w:pStyle w:val="BodyText"/>
+              <w:rPr>
+                <w:lang w:val="en-HK"/>
+              </w:rPr>
+            </w:pPr>
+            <w:r>
+              <w:rPr>
+                <w:lang w:val="en-HK"/>
+              </w:rPr>
+              <w:t>Must-fix</w:t>
+            </w:r>
+          </w:p>
+        </w:tc>
+        <w:tc>
+          <w:tcPr>
+            <w:tcW w:w="851" w:type="dxa"/>
+          </w:tcPr>
+          <w:p>
+            <w:pPr>
+              <w:pStyle w:val="BodyText"/>
+              <w:rPr>
+                <w:lang w:val="en-HK"/>
+              </w:rPr>
+            </w:pPr>
+            <w:r>
+              <w:rPr>
+                <w:lang w:val="en-HK"/>
+              </w:rPr>
+              <w:t>1.5d</w:t>
+            </w:r>
+          </w:p>
+        </w:tc>
+        <w:tc>
+          <w:tcPr>
+            <w:tcW w:w="2125" w:type="dxa"/>
+          </w:tcPr>
+          <w:p>
+            <w:pPr>
+              <w:pStyle w:val="BodyText"/>
+              <w:rPr>
+                <w:lang w:val="en-HK"/>
+              </w:rPr>
+            </w:pPr>
+            <w:r>
+              <w:rPr>
+                <w:b/>
+                <w:bCs/>
+                <w:lang w:val="en-HK"/>
+              </w:rPr>
+              <w:t>PASS:</w:t>
+            </w:r>
+            <w:r>
+              <w:rPr>
+                <w:lang w:val="en-HK"/>
+              </w:rPr>
+              <w:t xml:space="preserve"> all 12 Section 1.1 routes render without white screen or uncaught error; logged-out user gets 401 or login redirect on protected routes. </w:t>
+            </w:r>
+            <w:r>
+              <w:rPr>
+                <w:b/>
+                <w:bCs/>
+                <w:lang w:val="en-HK"/>
+              </w:rPr>
+              <w:t>FAIL:</w:t>
+            </w:r>
+            <w:r>
+              <w:rPr>
+                <w:lang w:val="en-HK"/>
+              </w:rPr>
+              <w:t xml:space="preserve"> any route crash or auth bypass</w:t>
+            </w:r>
+          </w:p>
+        </w:tc>
+        <w:tc>
+          <w:tcPr>
+            <w:tcW w:w="2694" w:type="dxa"/>
+          </w:tcPr>
+          <w:p>
+            <w:pPr>
+              <w:pStyle w:val="BodyText"/>
+              <w:rPr>
+                <w:lang w:val="en-HK"/>
+              </w:rPr>
+            </w:pPr>
+            <w:r>
+              <w:rPr>
+                <w:lang w:val="en-HK"/>
+              </w:rPr>
+              <w:t>docs/m2-evidence/B5-route-matrix.md (route × status) + screenshot per route or spot-check set</w:t>
+            </w:r>
+          </w:p>
+        </w:tc>
+      </w:tr>
+      <w:tr>
+        <w:tc>
+          <w:tcPr>
+            <w:tcW w:w="1417" w:type="dxa"/>
+          </w:tcPr>
+          <w:p>
+            <w:pPr>
+              <w:pStyle w:val="BodyText"/>
+              <w:rPr>
+                <w:lang w:val="en-HK"/>
+              </w:rPr>
+            </w:pPr>
+            <w:r>
+              <w:rPr>
+                <w:lang w:val="en-HK"/>
+              </w:rPr>
+              <w:t>B6</w:t>
+            </w:r>
+          </w:p>
+        </w:tc>
+        <w:tc>
+          <w:tcPr>
+            <w:tcW w:w="1958" w:type="dxa"/>
+          </w:tcPr>
+          <w:p>
+            <w:pPr>
+              <w:pStyle w:val="BodyText"/>
+              <w:rPr>
+                <w:lang w:val="en-HK"/>
+              </w:rPr>
+            </w:pPr>
+            <w:r>
+              <w:rPr>
+                <w:lang w:val="en-HK"/>
+              </w:rPr>
+              <w:t xml:space="preserve">Scheduled ingest failure propagates to server logs and Source Health within one INGEST_INTERVAL_HOURS cycle. </w:t>
+            </w:r>
+            <w:r>
+              <w:rPr>
+                <w:i/>
+                <w:iCs/>
+                <w:lang w:val="en-HK"/>
+              </w:rPr>
+              <w:t>Out of scope:</w:t>
+            </w:r>
+            <w:r>
+              <w:rPr>
+                <w:lang w:val="en-HK"/>
+              </w:rPr>
+              <w:t xml:space="preserve"> page UI (B7); row classification (B1–B4)</w:t>
+            </w:r>
+          </w:p>
+        </w:tc>
+        <w:tc>
+          <w:tcPr>
+            <w:tcW w:w="1445" w:type="dxa"/>
+          </w:tcPr>
+          <w:p>
+            <w:pPr>
+              <w:pStyle w:val="BodyText"/>
+              <w:rPr>
+                <w:lang w:val="en-HK"/>
+              </w:rPr>
+            </w:pPr>
+            <w:r>
+              <w:rPr>
+                <w:lang w:val="en-HK"/>
+              </w:rPr>
+              <w:t>Dev</w:t>
+            </w:r>
+          </w:p>
+        </w:tc>
+        <w:tc>
+          <w:tcPr>
+            <w:tcW w:w="992" w:type="dxa"/>
+          </w:tcPr>
+          <w:p>
+            <w:pPr>
+              <w:pStyle w:val="BodyText"/>
+              <w:rPr>
+                <w:lang w:val="en-HK"/>
+              </w:rPr>
+            </w:pPr>
+            <w:r>
+              <w:rPr>
+                <w:lang w:val="en-HK"/>
+              </w:rPr>
+              <w:t>Must-fix</w:t>
+            </w:r>
+          </w:p>
+        </w:tc>
+        <w:tc>
+          <w:tcPr>
+            <w:tcW w:w="851" w:type="dxa"/>
+          </w:tcPr>
+          <w:p>
+            <w:pPr>
+              <w:pStyle w:val="BodyText"/>
+              <w:rPr>
+                <w:lang w:val="en-HK"/>
+              </w:rPr>
+            </w:pPr>
+            <w:r>
+              <w:rPr>
+                <w:lang w:val="en-HK"/>
+              </w:rPr>
+              <w:t>1d</w:t>
+            </w:r>
+          </w:p>
+        </w:tc>
+        <w:tc>
+          <w:tcPr>
+            <w:tcW w:w="2125" w:type="dxa"/>
+          </w:tcPr>
+          <w:p>
+            <w:pPr>
+              <w:pStyle w:val="BodyText"/>
+              <w:rPr>
+                <w:lang w:val="en-HK"/>
+              </w:rPr>
+            </w:pPr>
+            <w:r>
+              <w:rPr>
+                <w:b/>
+                <w:bCs/>
+                <w:lang w:val="en-HK"/>
+              </w:rPr>
+              <w:t>PASS:</w:t>
+            </w:r>
+            <w:r>
+              <w:rPr>
+                <w:lang w:val="en-HK"/>
+              </w:rPr>
+              <w:t xml:space="preserve"> simulated connector failure → WARN (or equivalent) in logs </w:t>
+            </w:r>
+            <w:r>
+              <w:rPr>
+                <w:b/>
+                <w:bCs/>
+                <w:lang w:val="en-HK"/>
+              </w:rPr>
+              <w:t>and</w:t>
+            </w:r>
+            <w:r>
+              <w:rPr>
+                <w:lang w:val="en-HK"/>
+              </w:rPr>
+              <w:t xml:space="preserve"> affected Source Health row degraded within one cycle; manual POST /</w:t>
+            </w:r>
+            <w:proofErr w:type="spellStart"/>
+            <w:r>
+              <w:rPr>
+                <w:lang w:val="en-HK"/>
+              </w:rPr>
+              <w:t>api</w:t>
+            </w:r>
+            <w:proofErr w:type="spellEnd"/>
+            <w:r>
+              <w:rPr>
+                <w:lang w:val="en-HK"/>
+              </w:rPr>
+              <w:t xml:space="preserve">/admin/ingest unchanged. </w:t>
+            </w:r>
+            <w:r>
+              <w:rPr>
+                <w:b/>
+                <w:bCs/>
+                <w:lang w:val="en-HK"/>
+              </w:rPr>
+              <w:t>FAIL:</w:t>
+            </w:r>
+            <w:r>
+              <w:rPr>
+                <w:lang w:val="en-HK"/>
+              </w:rPr>
+              <w:t xml:space="preserve"> silent failure or health row stale past one cycle</w:t>
+            </w:r>
+          </w:p>
+        </w:tc>
+        <w:tc>
+          <w:tcPr>
+            <w:tcW w:w="2694" w:type="dxa"/>
+          </w:tcPr>
+          <w:p>
+            <w:pPr>
+              <w:pStyle w:val="BodyText"/>
+              <w:rPr>
+                <w:lang w:val="en-HK"/>
+              </w:rPr>
+            </w:pPr>
+            <w:r>
+              <w:rPr>
+                <w:lang w:val="en-HK"/>
+              </w:rPr>
+              <w:t>Log excerpt + Source Health before/after screenshots in docs/m2-evidence/B6-ingest-failure/</w:t>
+            </w:r>
+          </w:p>
+        </w:tc>
+      </w:tr>
+      <w:tr>
+        <w:tc>
+          <w:tcPr>
+            <w:tcW w:w="1417" w:type="dxa"/>
+          </w:tcPr>
+          <w:p>
+            <w:pPr>
+              <w:pStyle w:val="BodyText"/>
+              <w:rPr>
+                <w:lang w:val="en-HK"/>
+              </w:rPr>
+            </w:pPr>
+            <w:r>
+              <w:rPr>
+                <w:lang w:val="en-HK"/>
+              </w:rPr>
+              <w:lastRenderedPageBreak/>
+              <w:t>B7</w:t>
+            </w:r>
+          </w:p>
+        </w:tc>
+        <w:tc>
+          <w:tcPr>
+            <w:tcW w:w="1958" w:type="dxa"/>
+          </w:tcPr>
+          <w:p>
+            <w:pPr>
+              <w:pStyle w:val="BodyText"/>
+              <w:rPr>
+                <w:lang w:val="en-HK"/>
+              </w:rPr>
+            </w:pPr>
+            <w:r>
+              <w:rPr>
+                <w:lang w:val="en-HK"/>
+              </w:rPr>
+              <w:t xml:space="preserve">Core pages (Section 1.1) show loading, intentional empty, and recoverable error UI on primary fetch outcomes. </w:t>
+            </w:r>
+            <w:r>
+              <w:rPr>
+                <w:i/>
+                <w:iCs/>
+                <w:lang w:val="en-HK"/>
+              </w:rPr>
+              <w:t>Out of scope:</w:t>
+            </w:r>
+            <w:r>
+              <w:rPr>
+                <w:lang w:val="en-HK"/>
+              </w:rPr>
+              <w:t xml:space="preserve"> route crashes (B5); scheduler (B6); map overlay (B3)</w:t>
+            </w:r>
+          </w:p>
+        </w:tc>
+        <w:tc>
+          <w:tcPr>
+            <w:tcW w:w="1445" w:type="dxa"/>
+          </w:tcPr>
+          <w:p>
+            <w:pPr>
+              <w:pStyle w:val="BodyText"/>
+              <w:rPr>
+                <w:lang w:val="en-HK"/>
+              </w:rPr>
+            </w:pPr>
+            <w:r>
+              <w:rPr>
+                <w:lang w:val="en-HK"/>
+              </w:rPr>
+              <w:t>Dev</w:t>
+            </w:r>
+          </w:p>
+        </w:tc>
+        <w:tc>
+          <w:tcPr>
+            <w:tcW w:w="992" w:type="dxa"/>
+          </w:tcPr>
+          <w:p>
+            <w:pPr>
+              <w:pStyle w:val="BodyText"/>
+              <w:rPr>
+                <w:lang w:val="en-HK"/>
+              </w:rPr>
+            </w:pPr>
+            <w:r>
+              <w:rPr>
+                <w:lang w:val="en-HK"/>
+              </w:rPr>
+              <w:t>Must-fix</w:t>
+            </w:r>
+          </w:p>
+        </w:tc>
+        <w:tc>
+          <w:tcPr>
+            <w:tcW w:w="851" w:type="dxa"/>
+          </w:tcPr>
+          <w:p>
+            <w:pPr>
+              <w:pStyle w:val="BodyText"/>
+              <w:rPr>
+                <w:lang w:val="en-HK"/>
+              </w:rPr>
+            </w:pPr>
+            <w:r>
+              <w:rPr>
+                <w:lang w:val="en-HK"/>
+              </w:rPr>
+              <w:t>1.5d</w:t>
+            </w:r>
+          </w:p>
+        </w:tc>
+        <w:tc>
+          <w:tcPr>
+            <w:tcW w:w="2125" w:type="dxa"/>
+          </w:tcPr>
+          <w:p>
+            <w:pPr>
+              <w:pStyle w:val="BodyText"/>
+              <w:rPr>
+                <w:lang w:val="en-HK"/>
+              </w:rPr>
+            </w:pPr>
+            <w:r>
+              <w:rPr>
+                <w:b/>
+                <w:bCs/>
+                <w:lang w:val="en-HK"/>
+              </w:rPr>
+              <w:t>PASS:</w:t>
+            </w:r>
+            <w:r>
+              <w:rPr>
+                <w:lang w:val="en-HK"/>
+              </w:rPr>
+              <w:t xml:space="preserve"> forced API 500/timeout → visible error with message and retry (or navigation); empty dataset → empty-state copy. </w:t>
+            </w:r>
+            <w:r>
+              <w:rPr>
+                <w:b/>
+                <w:bCs/>
+                <w:lang w:val="en-HK"/>
+              </w:rPr>
+              <w:t>FAIL:</w:t>
+            </w:r>
+            <w:r>
+              <w:rPr>
+                <w:lang w:val="en-HK"/>
+              </w:rPr>
+              <w:t xml:space="preserve"> silent blank table, map, or list</w:t>
+            </w:r>
+          </w:p>
+        </w:tc>
+        <w:tc>
+          <w:tcPr>
+            <w:tcW w:w="2694" w:type="dxa"/>
+          </w:tcPr>
+          <w:p>
+            <w:pPr>
+              <w:pStyle w:val="BodyText"/>
+              <w:rPr>
+                <w:lang w:val="en-HK"/>
+              </w:rPr>
+            </w:pPr>
+            <w:r>
+              <w:rPr>
+                <w:lang w:val="en-HK"/>
+              </w:rPr>
+              <w:t>docs/m2-evidence/B7-ux-states/ — one screenshot per core page (loading, empty, error)</w:t>
+            </w:r>
+          </w:p>
+        </w:tc>
+      </w:tr>
+      <w:tr>
+        <w:tc>
+          <w:tcPr>
+            <w:tcW w:w="1417" w:type="dxa"/>
+          </w:tcPr>
+          <w:p>
+            <w:pPr>
+              <w:pStyle w:val="BodyText"/>
+              <w:rPr>
+                <w:lang w:val="en-HK"/>
+              </w:rPr>
+            </w:pPr>
+            <w:r>
+              <w:rPr>
+                <w:lang w:val="en-HK"/>
+              </w:rPr>
+              <w:t>B8</w:t>
+            </w:r>
+          </w:p>
+        </w:tc>
+        <w:tc>
+          <w:tcPr>
+            <w:tcW w:w="1958" w:type="dxa"/>
+          </w:tcPr>
+          <w:p>
+            <w:pPr>
+              <w:pStyle w:val="BodyText"/>
+              <w:rPr>
+                <w:lang w:val="en-HK"/>
+              </w:rPr>
+            </w:pPr>
+            <w:r>
+              <w:rPr>
+                <w:b/>
+                <w:bCs/>
+                <w:lang w:val="en-HK"/>
+              </w:rPr>
+              <w:t>Production performance budget:</w:t>
+            </w:r>
+            <w:r>
+              <w:rPr>
+                <w:lang w:val="en-HK"/>
+              </w:rPr>
+              <w:t xml:space="preserve"> dashboard (/) reaches interactive within </w:t>
+            </w:r>
+            <w:r>
+              <w:rPr>
+                <w:b/>
+                <w:bCs/>
+                <w:lang w:val="en-HK"/>
+              </w:rPr>
+              <w:t>5s</w:t>
+            </w:r>
+            <w:r>
+              <w:rPr>
+                <w:lang w:val="en-HK"/>
+              </w:rPr>
+              <w:t xml:space="preserve"> (median of 3 prod runs); incident list API enforces ≤365-day cap (no unbounded fetch)</w:t>
+            </w:r>
+          </w:p>
+        </w:tc>
+        <w:tc>
+          <w:tcPr>
+            <w:tcW w:w="1445" w:type="dxa"/>
+          </w:tcPr>
+          <w:p>
+            <w:pPr>
+              <w:pStyle w:val="BodyText"/>
+              <w:rPr>
+                <w:lang w:val="en-HK"/>
+              </w:rPr>
+            </w:pPr>
+            <w:r>
+              <w:rPr>
+                <w:lang w:val="en-HK"/>
+              </w:rPr>
+              <w:t>Dev</w:t>
+            </w:r>
+          </w:p>
+        </w:tc>
+        <w:tc>
+          <w:tcPr>
+            <w:tcW w:w="992" w:type="dxa"/>
+          </w:tcPr>
+          <w:p>
+            <w:pPr>
+              <w:pStyle w:val="BodyText"/>
+              <w:rPr>
+                <w:lang w:val="en-HK"/>
+              </w:rPr>
+            </w:pPr>
+            <w:r>
+              <w:rPr>
+                <w:lang w:val="en-HK"/>
+              </w:rPr>
+              <w:t>Must-fix</w:t>
+            </w:r>
+          </w:p>
+        </w:tc>
+        <w:tc>
+          <w:tcPr>
+            <w:tcW w:w="851" w:type="dxa"/>
+          </w:tcPr>
+          <w:p>
+            <w:pPr>
+              <w:pStyle w:val="BodyText"/>
+              <w:rPr>
+                <w:lang w:val="en-HK"/>
+              </w:rPr>
+            </w:pPr>
+            <w:r>
+              <w:rPr>
+                <w:lang w:val="en-HK"/>
+              </w:rPr>
+              <w:t>1d</w:t>
+            </w:r>
+          </w:p>
+        </w:tc>
+        <w:tc>
+          <w:tcPr>
+            <w:tcW w:w="2125" w:type="dxa"/>
+          </w:tcPr>
+          <w:p>
+            <w:pPr>
+              <w:pStyle w:val="BodyText"/>
+              <w:rPr>
+                <w:lang w:val="en-HK"/>
+              </w:rPr>
+            </w:pPr>
+            <w:r>
+              <w:rPr>
+                <w:b/>
+                <w:bCs/>
+                <w:lang w:val="en-HK"/>
+              </w:rPr>
+              <w:t>PASS:</w:t>
+            </w:r>
+            <w:r>
+              <w:rPr>
+                <w:lang w:val="en-HK"/>
+              </w:rPr>
+              <w:t xml:space="preserve"> median dashboard interactive ≤5s on production URL; </w:t>
+            </w:r>
+            <w:proofErr w:type="spellStart"/>
+            <w:r>
+              <w:rPr>
+                <w:lang w:val="en-HK"/>
+              </w:rPr>
+              <w:t>listIncidents</w:t>
+            </w:r>
+            <w:proofErr w:type="spellEnd"/>
+            <w:r>
+              <w:rPr>
+                <w:lang w:val="en-HK"/>
+              </w:rPr>
+              <w:t xml:space="preserve"> (or equivalent) rejects or caps days &gt;365. </w:t>
+            </w:r>
+            <w:r>
+              <w:rPr>
+                <w:b/>
+                <w:bCs/>
+                <w:lang w:val="en-HK"/>
+              </w:rPr>
+              <w:t>FAIL:</w:t>
+            </w:r>
+            <w:r>
+              <w:rPr>
+                <w:lang w:val="en-HK"/>
+              </w:rPr>
+              <w:t xml:space="preserve"> median &gt;5s or unbounded incident fetch</w:t>
+            </w:r>
+          </w:p>
+        </w:tc>
+        <w:tc>
+          <w:tcPr>
+            <w:tcW w:w="2694" w:type="dxa"/>
+          </w:tcPr>
+          <w:p>
+            <w:pPr>
+              <w:pStyle w:val="BodyText"/>
+              <w:rPr>
+                <w:lang w:val="en-HK"/>
+              </w:rPr>
+            </w:pPr>
+            <w:r>
+              <w:rPr>
+                <w:lang w:val="en-HK"/>
+              </w:rPr>
+              <w:t>docs/m2-evidence/B8-performance-spot-check.md (3-run timings + API cap proof)</w:t>
+            </w:r>
+          </w:p>
+        </w:tc>
+      </w:tr>
+      <w:tr>
+        <w:tc>
+          <w:tcPr>
+            <w:tcW w:w="1417" w:type="dxa"/>
+          </w:tcPr>
+          <w:p>
+            <w:pPr>
+              <w:pStyle w:val="BodyText"/>
+              <w:rPr>
+                <w:lang w:val="en-HK"/>
+              </w:rPr>
+            </w:pPr>
+            <w:r>
+              <w:rPr>
+                <w:lang w:val="en-HK"/>
+              </w:rPr>
+              <w:t>B9</w:t>
+            </w:r>
+          </w:p>
+        </w:tc>
+        <w:tc>
+          <w:tcPr>
+            <w:tcW w:w="1958" w:type="dxa"/>
+          </w:tcPr>
+          <w:p>
+            <w:pPr>
+              <w:pStyle w:val="BodyText"/>
+              <w:rPr>
+                <w:lang w:val="en-HK"/>
+              </w:rPr>
+            </w:pPr>
+            <w:r>
+              <w:rPr>
+                <w:lang w:val="en-HK"/>
+              </w:rPr>
+              <w:t>Smoke PDF export: Country (Indonesia) + one topic report (shipping, flashpoint, or fuel) download without error</w:t>
+            </w:r>
+          </w:p>
+        </w:tc>
+        <w:tc>
+          <w:tcPr>
+            <w:tcW w:w="1445" w:type="dxa"/>
+          </w:tcPr>
+          <w:p>
+            <w:pPr>
+              <w:pStyle w:val="BodyText"/>
+              <w:rPr>
+                <w:lang w:val="en-HK"/>
+              </w:rPr>
+            </w:pPr>
+            <w:r>
+              <w:rPr>
+                <w:lang w:val="en-HK"/>
+              </w:rPr>
+              <w:t>Dev</w:t>
+            </w:r>
+          </w:p>
+        </w:tc>
+        <w:tc>
+          <w:tcPr>
+            <w:tcW w:w="992" w:type="dxa"/>
+          </w:tcPr>
+          <w:p>
+            <w:pPr>
+              <w:pStyle w:val="BodyText"/>
+              <w:rPr>
+                <w:lang w:val="en-HK"/>
+              </w:rPr>
+            </w:pPr>
+            <w:r>
+              <w:rPr>
+                <w:lang w:val="en-HK"/>
+              </w:rPr>
+              <w:t>Must-fix</w:t>
+            </w:r>
+          </w:p>
+        </w:tc>
+        <w:tc>
+          <w:tcPr>
+            <w:tcW w:w="851" w:type="dxa"/>
+          </w:tcPr>
+          <w:p>
+            <w:pPr>
+              <w:pStyle w:val="BodyText"/>
+              <w:rPr>
+                <w:lang w:val="en-HK"/>
+              </w:rPr>
+            </w:pPr>
+            <w:r>
+              <w:rPr>
+                <w:lang w:val="en-HK"/>
+              </w:rPr>
+              <w:t>0.5d</w:t>
+            </w:r>
+          </w:p>
+        </w:tc>
+        <w:tc>
+          <w:tcPr>
+            <w:tcW w:w="2125" w:type="dxa"/>
+          </w:tcPr>
+          <w:p>
+            <w:pPr>
+              <w:pStyle w:val="BodyText"/>
+              <w:rPr>
+                <w:lang w:val="en-HK"/>
+              </w:rPr>
+            </w:pPr>
+            <w:r>
+              <w:rPr>
+                <w:b/>
+                <w:bCs/>
+                <w:lang w:val="en-HK"/>
+              </w:rPr>
+              <w:t>PASS:</w:t>
+            </w:r>
+            <w:r>
+              <w:rPr>
+                <w:lang w:val="en-HK"/>
+              </w:rPr>
+              <w:t xml:space="preserve"> both PDFs return non-empty bytes; no timeout or export error. </w:t>
+            </w:r>
+            <w:r>
+              <w:rPr>
+                <w:b/>
+                <w:bCs/>
+                <w:lang w:val="en-HK"/>
+              </w:rPr>
+              <w:t>FAIL:</w:t>
+            </w:r>
+            <w:r>
+              <w:rPr>
+                <w:lang w:val="en-HK"/>
+              </w:rPr>
+              <w:t xml:space="preserve"> export error, empty file, or hang. </w:t>
+            </w:r>
+            <w:r>
+              <w:rPr>
+                <w:i/>
+                <w:iCs/>
+                <w:lang w:val="en-HK"/>
+              </w:rPr>
+              <w:t>(Layout quality = M4, out of scope)</w:t>
+            </w:r>
+          </w:p>
+        </w:tc>
+        <w:tc>
+          <w:tcPr>
+            <w:tcW w:w="2694" w:type="dxa"/>
+          </w:tcPr>
+          <w:p>
+            <w:pPr>
+              <w:pStyle w:val="BodyText"/>
+              <w:rPr>
+                <w:lang w:val="en-HK"/>
+              </w:rPr>
+            </w:pPr>
+            <w:r>
+              <w:rPr>
+                <w:lang w:val="en-HK"/>
+              </w:rPr>
+              <w:t>docs/m2-evidence/pdfs/B9-country-indonesia.pdf + one topic PDF; reference E4 for M1 baseline</w:t>
+            </w:r>
+          </w:p>
+        </w:tc>
+      </w:tr>
+      <w:tr>
+        <w:tc>
+          <w:tcPr>
+            <w:tcW w:w="1417" w:type="dxa"/>
+          </w:tcPr>
+          <w:p>
+            <w:pPr>
+              <w:pStyle w:val="BodyText"/>
+              <w:rPr>
+                <w:lang w:val="en-HK"/>
+              </w:rPr>
+            </w:pPr>
+            <w:r>
+              <w:rPr>
+                <w:lang w:val="en-HK"/>
+              </w:rPr>
+              <w:t>B10</w:t>
+            </w:r>
+          </w:p>
+        </w:tc>
+        <w:tc>
+          <w:tcPr>
+            <w:tcW w:w="1958" w:type="dxa"/>
+          </w:tcPr>
+          <w:p>
+            <w:pPr>
+              <w:pStyle w:val="BodyText"/>
+              <w:rPr>
+                <w:lang w:val="en-HK"/>
+              </w:rPr>
+            </w:pPr>
+            <w:r>
+              <w:rPr>
+                <w:lang w:val="en-HK"/>
+              </w:rPr>
+              <w:t xml:space="preserve">Integration status tests pinned; workspace </w:t>
+            </w:r>
+            <w:proofErr w:type="spellStart"/>
+            <w:r>
+              <w:rPr>
+                <w:lang w:val="en-HK"/>
+              </w:rPr>
+              <w:t>typecheck</w:t>
+            </w:r>
+            <w:proofErr w:type="spellEnd"/>
+            <w:r>
+              <w:rPr>
+                <w:lang w:val="en-HK"/>
+              </w:rPr>
+              <w:t xml:space="preserve"> and full test suite </w:t>
+            </w:r>
+            <w:r>
+              <w:rPr>
+                <w:lang w:val="en-HK"/>
+              </w:rPr>
+              <w:lastRenderedPageBreak/>
+              <w:t>green in CI</w:t>
+            </w:r>
+          </w:p>
+        </w:tc>
+        <w:tc>
+          <w:tcPr>
+            <w:tcW w:w="1445" w:type="dxa"/>
+          </w:tcPr>
+          <w:p>
+            <w:pPr>
+              <w:pStyle w:val="BodyText"/>
+              <w:rPr>
+                <w:lang w:val="en-HK"/>
+              </w:rPr>
+            </w:pPr>
+            <w:r>
+              <w:rPr>
+                <w:lang w:val="en-HK"/>
+              </w:rPr>
+              <w:lastRenderedPageBreak/>
+              <w:t>Dev</w:t>
+            </w:r>
+          </w:p>
+        </w:tc>
+        <w:tc>
+          <w:tcPr>
+            <w:tcW w:w="992" w:type="dxa"/>
+          </w:tcPr>
+          <w:p>
+            <w:pPr>
+              <w:pStyle w:val="BodyText"/>
+              <w:rPr>
+                <w:lang w:val="en-HK"/>
+              </w:rPr>
+            </w:pPr>
+            <w:r>
+              <w:rPr>
+                <w:lang w:val="en-HK"/>
+              </w:rPr>
+              <w:t>Must-fix</w:t>
+            </w:r>
+          </w:p>
+        </w:tc>
+        <w:tc>
+          <w:tcPr>
+            <w:tcW w:w="851" w:type="dxa"/>
+          </w:tcPr>
+          <w:p>
+            <w:pPr>
+              <w:pStyle w:val="BodyText"/>
+              <w:rPr>
+                <w:lang w:val="en-HK"/>
+              </w:rPr>
+            </w:pPr>
+            <w:r>
+              <w:rPr>
+                <w:lang w:val="en-HK"/>
+              </w:rPr>
+              <w:t>1d</w:t>
+            </w:r>
+          </w:p>
+        </w:tc>
+        <w:tc>
+          <w:tcPr>
+            <w:tcW w:w="2125" w:type="dxa"/>
+          </w:tcPr>
+          <w:p>
+            <w:pPr>
+              <w:pStyle w:val="BodyText"/>
+              <w:rPr>
+                <w:lang w:val="en-HK"/>
+              </w:rPr>
+            </w:pPr>
+            <w:r>
+              <w:rPr>
+                <w:b/>
+                <w:bCs/>
+                <w:lang w:val="en-HK"/>
+              </w:rPr>
+              <w:t>PASS:</w:t>
+            </w:r>
+            <w:r>
+              <w:rPr>
+                <w:lang w:val="en-HK"/>
+              </w:rPr>
+              <w:t xml:space="preserve"> </w:t>
+            </w:r>
+            <w:proofErr w:type="spellStart"/>
+            <w:r>
+              <w:rPr>
+                <w:lang w:val="en-HK"/>
+              </w:rPr>
+              <w:t>typecheck</w:t>
+            </w:r>
+            <w:proofErr w:type="spellEnd"/>
+            <w:r>
+              <w:rPr>
+                <w:lang w:val="en-HK"/>
+              </w:rPr>
+              <w:t xml:space="preserve"> exit 0; test suite </w:t>
+            </w:r>
+            <w:proofErr w:type="gramStart"/>
+            <w:r>
+              <w:rPr>
+                <w:lang w:val="en-HK"/>
+              </w:rPr>
+              <w:t>exit</w:t>
+            </w:r>
+            <w:proofErr w:type="gramEnd"/>
+            <w:r>
+              <w:rPr>
+                <w:lang w:val="en-HK"/>
+              </w:rPr>
+              <w:t xml:space="preserve"> 0; CI pipeline green on merge commit. </w:t>
+            </w:r>
+            <w:r>
+              <w:rPr>
+                <w:b/>
+                <w:bCs/>
+                <w:lang w:val="en-HK"/>
+              </w:rPr>
+              <w:t>FAIL:</w:t>
+            </w:r>
+            <w:r>
+              <w:rPr>
+                <w:lang w:val="en-HK"/>
+              </w:rPr>
+              <w:t xml:space="preserve"> </w:t>
+            </w:r>
+            <w:r>
+              <w:rPr>
+                <w:lang w:val="en-HK"/>
+              </w:rPr>
+              <w:lastRenderedPageBreak/>
+              <w:t>any red job or unpinned integration-status regression</w:t>
+            </w:r>
+          </w:p>
+        </w:tc>
+        <w:tc>
+          <w:tcPr>
+            <w:tcW w:w="2694" w:type="dxa"/>
+          </w:tcPr>
+          <w:p>
+            <w:pPr>
+              <w:pStyle w:val="BodyText"/>
+              <w:rPr>
+                <w:lang w:val="en-HK"/>
+              </w:rPr>
+            </w:pPr>
+            <w:r>
+              <w:rPr>
+                <w:lang w:val="en-HK"/>
+              </w:rPr>
+              <w:lastRenderedPageBreak/>
+              <w:t>CI run URL or docs/m2-evidence/B10-ci-green.log</w:t>
+            </w:r>
+          </w:p>
+        </w:tc>
+      </w:tr>
+      <w:tr>
+        <w:tc>
+          <w:tcPr>
+            <w:tcW w:w="1417" w:type="dxa"/>
+          </w:tcPr>
+          <w:p>
+            <w:pPr>
+              <w:pStyle w:val="BodyText"/>
+              <w:rPr>
+                <w:lang w:val="en-HK"/>
+              </w:rPr>
+            </w:pPr>
+            <w:r>
+              <w:rPr>
+                <w:lang w:val="en-HK"/>
+              </w:rPr>
+              <w:t>B11</w:t>
+            </w:r>
+          </w:p>
+        </w:tc>
+        <w:tc>
+          <w:tcPr>
+            <w:tcW w:w="1958" w:type="dxa"/>
+          </w:tcPr>
+          <w:p>
+            <w:pPr>
+              <w:pStyle w:val="BodyText"/>
+              <w:rPr>
+                <w:lang w:val="en-HK"/>
+              </w:rPr>
+            </w:pPr>
+            <w:r>
+              <w:rPr>
+                <w:lang w:val="en-HK"/>
+              </w:rPr>
+              <w:t xml:space="preserve">Executive Summary persisted in DB; legacy </w:t>
+            </w:r>
+            <w:proofErr w:type="spellStart"/>
+            <w:r>
+              <w:rPr>
+                <w:lang w:val="en-HK"/>
+              </w:rPr>
+              <w:t>localStorage</w:t>
+            </w:r>
+            <w:proofErr w:type="spellEnd"/>
+            <w:r>
+              <w:rPr>
+                <w:lang w:val="en-HK"/>
+              </w:rPr>
+              <w:t xml:space="preserve"> reads removed</w:t>
+            </w:r>
+          </w:p>
+        </w:tc>
+        <w:tc>
+          <w:tcPr>
+            <w:tcW w:w="1445" w:type="dxa"/>
+          </w:tcPr>
+          <w:p>
+            <w:pPr>
+              <w:pStyle w:val="BodyText"/>
+              <w:rPr>
+                <w:lang w:val="en-HK"/>
+              </w:rPr>
+            </w:pPr>
+            <w:r>
+              <w:rPr>
+                <w:lang w:val="en-HK"/>
+              </w:rPr>
+              <w:t>Dev</w:t>
+            </w:r>
+          </w:p>
+        </w:tc>
+        <w:tc>
+          <w:tcPr>
+            <w:tcW w:w="992" w:type="dxa"/>
+          </w:tcPr>
+          <w:p>
+            <w:pPr>
+              <w:pStyle w:val="BodyText"/>
+              <w:rPr>
+                <w:lang w:val="en-HK"/>
+              </w:rPr>
+            </w:pPr>
+            <w:r>
+              <w:rPr>
+                <w:lang w:val="en-HK"/>
+              </w:rPr>
+              <w:t>Defer → M3</w:t>
+            </w:r>
+          </w:p>
+        </w:tc>
+        <w:tc>
+          <w:tcPr>
+            <w:tcW w:w="851" w:type="dxa"/>
+          </w:tcPr>
+          <w:p>
+            <w:pPr>
+              <w:pStyle w:val="BodyText"/>
+              <w:rPr>
+                <w:lang w:val="en-HK"/>
+              </w:rPr>
+            </w:pPr>
+            <w:r>
+              <w:rPr>
+                <w:lang w:val="en-HK"/>
+              </w:rPr>
+              <w:t>0.5d</w:t>
+            </w:r>
+          </w:p>
+        </w:tc>
+        <w:tc>
+          <w:tcPr>
+            <w:tcW w:w="2125" w:type="dxa"/>
+          </w:tcPr>
+          <w:p>
+            <w:pPr>
+              <w:pStyle w:val="BodyText"/>
+              <w:rPr>
+                <w:lang w:val="en-HK"/>
+              </w:rPr>
+            </w:pPr>
+            <w:r>
+              <w:rPr>
+                <w:b/>
+                <w:bCs/>
+                <w:lang w:val="en-HK"/>
+              </w:rPr>
+              <w:t>PASS:</w:t>
+            </w:r>
+            <w:r>
+              <w:rPr>
+                <w:lang w:val="en-HK"/>
+              </w:rPr>
+              <w:t xml:space="preserve"> summary survives cross-browser open after cache clear. </w:t>
+            </w:r>
+            <w:r>
+              <w:rPr>
+                <w:b/>
+                <w:bCs/>
+                <w:lang w:val="en-HK"/>
+              </w:rPr>
+              <w:t>FAIL:</w:t>
+            </w:r>
+            <w:r>
+              <w:rPr>
+                <w:lang w:val="en-HK"/>
+              </w:rPr>
+              <w:t xml:space="preserve"> </w:t>
+            </w:r>
+            <w:proofErr w:type="spellStart"/>
+            <w:r>
+              <w:rPr>
+                <w:lang w:val="en-HK"/>
+              </w:rPr>
+              <w:t>localStorage</w:t>
+            </w:r>
+            <w:proofErr w:type="spellEnd"/>
+            <w:r>
+              <w:rPr>
+                <w:lang w:val="en-HK"/>
+              </w:rPr>
+              <w:t>-only persistence</w:t>
+            </w:r>
+          </w:p>
+        </w:tc>
+        <w:tc>
+          <w:tcPr>
+            <w:tcW w:w="2694" w:type="dxa"/>
+          </w:tcPr>
+          <w:p>
+            <w:pPr>
+              <w:pStyle w:val="BodyText"/>
+              <w:rPr>
+                <w:lang w:val="en-HK"/>
+              </w:rPr>
+            </w:pPr>
+            <w:r>
+              <w:rPr>
+                <w:lang w:val="en-HK"/>
+              </w:rPr>
+              <w:t>Deferred — evidence in M3 sign-off pack</w:t>
+            </w:r>
+          </w:p>
+        </w:tc>
+      </w:tr>
+      <w:tr>
+        <w:tc>
+          <w:tcPr>
+            <w:tcW w:w="1417" w:type="dxa"/>
+          </w:tcPr>
+          <w:p>
+            <w:pPr>
+              <w:pStyle w:val="BodyText"/>
+              <w:rPr>
+                <w:lang w:val="en-HK"/>
+              </w:rPr>
+            </w:pPr>
+            <w:r>
+              <w:rPr>
+                <w:lang w:val="en-HK"/>
+              </w:rPr>
+              <w:t>B12</w:t>
+            </w:r>
+          </w:p>
+        </w:tc>
+        <w:tc>
+          <w:tcPr>
+            <w:tcW w:w="1958" w:type="dxa"/>
+          </w:tcPr>
+          <w:p>
+            <w:pPr>
+              <w:pStyle w:val="BodyText"/>
+              <w:rPr>
+                <w:lang w:val="en-HK"/>
+              </w:rPr>
+            </w:pPr>
+            <w:r>
+              <w:rPr>
+                <w:lang w:val="en-HK"/>
+              </w:rPr>
+              <w:t xml:space="preserve">Audit and migrate remaining </w:t>
+            </w:r>
+            <w:proofErr w:type="spellStart"/>
+            <w:r>
+              <w:rPr>
+                <w:lang w:val="en-HK"/>
+              </w:rPr>
+              <w:t>localStorage</w:t>
+            </w:r>
+            <w:proofErr w:type="spellEnd"/>
+            <w:r>
+              <w:rPr>
+                <w:lang w:val="en-HK"/>
+              </w:rPr>
+              <w:t>-only editor fields (or document explicit deferrals)</w:t>
+            </w:r>
+          </w:p>
+        </w:tc>
+        <w:tc>
+          <w:tcPr>
+            <w:tcW w:w="1445" w:type="dxa"/>
+          </w:tcPr>
+          <w:p>
+            <w:pPr>
+              <w:pStyle w:val="BodyText"/>
+              <w:rPr>
+                <w:lang w:val="en-HK"/>
+              </w:rPr>
+            </w:pPr>
+            <w:r>
+              <w:rPr>
+                <w:lang w:val="en-HK"/>
+              </w:rPr>
+              <w:t>Dev</w:t>
+            </w:r>
+          </w:p>
+        </w:tc>
+        <w:tc>
+          <w:tcPr>
+            <w:tcW w:w="992" w:type="dxa"/>
+          </w:tcPr>
+          <w:p>
+            <w:pPr>
+              <w:pStyle w:val="BodyText"/>
+              <w:rPr>
+                <w:lang w:val="en-HK"/>
+              </w:rPr>
+            </w:pPr>
+            <w:r>
+              <w:rPr>
+                <w:lang w:val="en-HK"/>
+              </w:rPr>
+              <w:t>Defer</w:t>
+            </w:r>
+          </w:p>
+        </w:tc>
+        <w:tc>
+          <w:tcPr>
+            <w:tcW w:w="851" w:type="dxa"/>
+          </w:tcPr>
+          <w:p>
+            <w:pPr>
+              <w:pStyle w:val="BodyText"/>
+              <w:rPr>
+                <w:lang w:val="en-HK"/>
+              </w:rPr>
+            </w:pPr>
+            <w:r>
+              <w:rPr>
+                <w:lang w:val="en-HK"/>
+              </w:rPr>
+              <w:t>1d</w:t>
+            </w:r>
+          </w:p>
+        </w:tc>
+        <w:tc>
+          <w:tcPr>
+            <w:tcW w:w="2125" w:type="dxa"/>
+          </w:tcPr>
+          <w:p>
+            <w:pPr>
+              <w:pStyle w:val="BodyText"/>
+              <w:rPr>
+                <w:lang w:val="en-HK"/>
+              </w:rPr>
+            </w:pPr>
+            <w:r>
+              <w:rPr>
+                <w:b/>
+                <w:bCs/>
+                <w:lang w:val="en-HK"/>
+              </w:rPr>
+              <w:t>PASS:</w:t>
+            </w:r>
+            <w:r>
+              <w:rPr>
+                <w:lang w:val="en-HK"/>
+              </w:rPr>
+              <w:t xml:space="preserve"> audit lists every </w:t>
+            </w:r>
+            <w:proofErr w:type="spellStart"/>
+            <w:r>
+              <w:rPr>
+                <w:lang w:val="en-HK"/>
+              </w:rPr>
+              <w:t>localStorage</w:t>
+            </w:r>
+            <w:proofErr w:type="spellEnd"/>
+            <w:r>
+              <w:rPr>
+                <w:lang w:val="en-HK"/>
+              </w:rPr>
+              <w:t xml:space="preserve"> key; each field migrated or deferred with Owner note. </w:t>
+            </w:r>
+            <w:r>
+              <w:rPr>
+                <w:b/>
+                <w:bCs/>
+                <w:lang w:val="en-HK"/>
+              </w:rPr>
+              <w:t>FAIL:</w:t>
+            </w:r>
+            <w:r>
+              <w:rPr>
+                <w:lang w:val="en-HK"/>
+              </w:rPr>
+              <w:t xml:space="preserve"> unaudited </w:t>
+            </w:r>
+            <w:proofErr w:type="spellStart"/>
+            <w:r>
+              <w:rPr>
+                <w:lang w:val="en-HK"/>
+              </w:rPr>
+              <w:t>localStorage</w:t>
+            </w:r>
+            <w:proofErr w:type="spellEnd"/>
+            <w:r>
+              <w:rPr>
+                <w:lang w:val="en-HK"/>
+              </w:rPr>
+              <w:t>-only fields</w:t>
+            </w:r>
+          </w:p>
+        </w:tc>
+        <w:tc>
+          <w:tcPr>
+            <w:tcW w:w="2694" w:type="dxa"/>
+          </w:tcPr>
+          <w:p>
+            <w:pPr>
+              <w:pStyle w:val="BodyText"/>
+              <w:rPr>
+                <w:lang w:val="en-HK"/>
+              </w:rPr>
+            </w:pPr>
+            <w:r>
+              <w:rPr>
+                <w:lang w:val="en-HK"/>
+              </w:rPr>
+              <w:t>Deferred — docs/m3-evidence/localStorage-audit.md</w:t>
+            </w:r>
+          </w:p>
+        </w:tc>
+      </w:tr>
+    </w:tbl>
+    <w:p>
+      <w:pPr>
+        <w:pStyle w:val="BodyText"/>
+        <w:rPr>
+          <w:lang w:val="en-HK"/>
+        </w:rPr>
+      </w:pPr>
+      <w:r>
+        <w:rPr>
+          <w:lang w:val="en-HK"/>
+        </w:rPr>
+        <w:t xml:space="preserve"> </w:t>
+      </w:r>
+    </w:p>
+    <w:p>
+      <w:pPr>
+        <w:pStyle w:val="BodyText"/>
+        <w:rPr>
+          <w:lang w:val="en-HK"/>
+        </w:rPr>
+      </w:pPr>
+      <w:r>
+        <w:rPr>
+          <w:b/>
+          <w:bCs/>
+          <w:lang w:val="en-HK"/>
+        </w:rPr>
+        <w:t>M2 total (must-fix B1–B10):</w:t>
+      </w:r>
+      <w:r>
+        <w:rPr>
+          <w:lang w:val="en-HK"/>
+        </w:rPr>
+        <w:t xml:space="preserve"> approximately </w:t>
+      </w:r>
+      <w:r>
+        <w:rPr>
+          <w:b/>
+          <w:bCs/>
+          <w:lang w:val="en-HK"/>
+        </w:rPr>
+        <w:t>10–11 dev-days</w:t>
+      </w:r>
+      <w:r>
+        <w:rPr>
+          <w:lang w:val="en-HK"/>
+        </w:rPr>
+        <w:t xml:space="preserve"> (within $1,000 / 10–</w:t>
+      </w:r>
+      <w:proofErr w:type="gramStart"/>
+      <w:r>
+        <w:rPr>
+          <w:lang w:val="en-HK"/>
+        </w:rPr>
+        <w:t>14 day</w:t>
+      </w:r>
+      <w:proofErr w:type="gramEnd"/>
+      <w:r>
+        <w:rPr>
+          <w:lang w:val="en-HK"/>
+        </w:rPr>
+        <w:t xml:space="preserve"> envelope).</w:t>
+      </w:r>
+    </w:p>
+    <w:p>
+      <w:pPr>
+        <w:pStyle w:val="BodyText"/>
+        <w:rPr>
+          <w:lang w:val="en-HK"/>
+        </w:rPr>
+      </w:pPr>
     </w:p>
     <w:p>
       <w:pPr>
@@ -16535,22 +19334,22 @@
       <w:pPr>
         <w:pStyle w:val="Heading2"/>
       </w:pPr>
-      <w:bookmarkStart w:id="25" w:name="_Toc234422732"/>
+      <w:bookmarkStart w:id="26" w:name="_Toc234422732"/>
       <w:r>
         <w:lastRenderedPageBreak/>
         <w:t>Appendix C — Owner sign-off</w:t>
       </w:r>
-      <w:bookmarkEnd w:id="25"/>
+      <w:bookmarkEnd w:id="26"/>
     </w:p>
     <w:p>
       <w:pPr>
         <w:pStyle w:val="Heading3"/>
       </w:pPr>
-      <w:bookmarkStart w:id="26" w:name="_Toc234422733"/>
+      <w:bookmarkStart w:id="27" w:name="_Toc234422733"/>
       <w:r>
         <w:t>C.1 M1 Audit Pack acceptance</w:t>
       </w:r>
-      <w:bookmarkEnd w:id="26"/>
+      <w:bookmarkEnd w:id="27"/>
     </w:p>
     <w:tbl>
       <w:tblPr>
@@ -16664,10 +19463,7 @@
               <w:pStyle w:val="TableContents"/>
             </w:pPr>
             <w:r>
-              <w:t xml:space="preserve">Every source row </w:t>
-            </w:r>
-            <w:r>
-              <w:t xml:space="preserve">classified: Working, </w:t>
+              <w:t xml:space="preserve">Every source row classified: Working, </w:t>
             </w:r>
             <w:proofErr w:type="gramStart"/>
             <w:r>
@@ -16856,11 +19652,11 @@
       <w:pPr>
         <w:pStyle w:val="Heading3"/>
       </w:pPr>
-      <w:bookmarkStart w:id="27" w:name="_Toc234422734"/>
+      <w:bookmarkStart w:id="28" w:name="_Toc234422734"/>
       <w:r>
         <w:t>C.2 Sign-off</w:t>
       </w:r>
-      <w:bookmarkEnd w:id="27"/>
+      <w:bookmarkEnd w:id="28"/>
     </w:p>
     <w:tbl>
       <w:tblPr>
@@ -17149,15 +19945,12 @@
       <w:pPr>
         <w:pStyle w:val="Heading2"/>
       </w:pPr>
-      <w:bookmarkStart w:id="28" w:name="_Toc234422735"/>
+      <w:bookmarkStart w:id="29" w:name="_Toc234422735"/>
       <w:r>
         <w:lastRenderedPageBreak/>
-        <w:t>A</w:t>
+        <w:t>Appendix D — Evidence index</w:t>
       </w:r>
-      <w:r>
-        <w:t>ppendix D — Evidence index</w:t>
-      </w:r>
-      <w:bookmarkEnd w:id="28"/>
+      <w:bookmarkEnd w:id="29"/>
     </w:p>
     <w:tbl>
       <w:tblPr>
@@ -17521,10 +20314,7 @@
               <w:pStyle w:val="TableContents"/>
             </w:pPr>
             <w:r>
-              <w:t>docs/m1-evidence/pdfs/E4-cou</w:t>
-            </w:r>
-            <w:r>
-              <w:t>ntry-indonesia.pdf</w:t>
+              <w:t>docs/m1-evidence/pdfs/E4-country-indonesia.pdf</w:t>
             </w:r>
           </w:p>
         </w:tc>
@@ -17720,10 +20510,7 @@
               <w:pStyle w:val="TableContents"/>
             </w:pPr>
             <w:r>
-              <w:t xml:space="preserve">Sample PDF — Fuel </w:t>
-            </w:r>
-            <w:r>
-              <w:t>(font audit reference)</w:t>
+              <w:t>Sample PDF — Fuel (font audit reference)</w:t>
             </w:r>
           </w:p>
         </w:tc>
@@ -17953,10 +20740,7 @@
               <w:pStyle w:val="TableContents"/>
             </w:pPr>
             <w:r>
-              <w:t xml:space="preserve">Section 1.2 — </w:t>
-            </w:r>
-            <w:r>
-              <w:t>GET /</w:t>
+              <w:t>Section 1.2 — GET /</w:t>
             </w:r>
             <w:proofErr w:type="spellStart"/>
             <w:r>
@@ -18169,10 +20953,7 @@
         <w:pStyle w:val="BodyText"/>
       </w:pPr>
       <w:r>
-        <w:t xml:space="preserve">End of M1 </w:t>
-      </w:r>
-      <w:r>
-        <w:t>Audit Pack. Owner signs Appendix C to lock priority order and start M2.</w:t>
+        <w:t>End of M1 Audit Pack. Owner signs Appendix C to lock priority order and start M2.</w:t>
       </w:r>
     </w:p>
     <w:p>
@@ -19385,6 +22166,7 @@
   <w:style w:type="paragraph" w:default="1" w:styleId="Normal">
     <w:name w:val="Normal"/>
     <w:qFormat/>
+    <w:rsid w:val="002D34B9"/>
     <w:pPr>
       <w:widowControl w:val="0"/>
     </w:pPr>
@@ -19453,7 +22235,6 @@
   <w:style w:type="character" w:default="1" w:styleId="DefaultParagraphFont">
     <w:name w:val="Default Paragraph Font"/>
     <w:uiPriority w:val="1"/>
-    <w:semiHidden/>
     <w:unhideWhenUsed/>
   </w:style>
   <w:style w:type="table" w:default="1" w:styleId="TableNormal">
